--- a/FinalFinalFinal.docx
+++ b/FinalFinalFinal.docx
@@ -140,10 +140,171 @@
           <w:sz w:val="32"/>
           <w:szCs w:val="32"/>
         </w:rPr>
-        <w:t xml:space="preserve">Forecasting NBA Regular-Season Outcomes: Spread, Total, and Offensive </w:t>
+        <w:t>Forecasting NBA Regular-Season Outcomes: Spread, Total, and Offensive Rebounds</w:t>
+      </w:r>
+    </w:p>
+    <w:p>
+      <w:pPr>
+        <w:spacing w:line="276" w:lineRule="auto"/>
+        <w:jc w:val="center"/>
+        <w:rPr>
+          <w:color w:val="000000" w:themeColor="text1"/>
+          <w:sz w:val="24"/>
+          <w:szCs w:val="24"/>
+        </w:rPr>
+      </w:pPr>
+      <w:r>
+        <w:rPr>
+          <w:color w:val="000000" w:themeColor="text1"/>
+          <w:sz w:val="24"/>
+          <w:szCs w:val="24"/>
+        </w:rPr>
+        <w:t>A Reproducible Master Dataset and MAE-Based Evaluation using Pre-Game Features</w:t>
+      </w:r>
+    </w:p>
+    <w:p>
+      <w:pPr>
+        <w:spacing w:line="276" w:lineRule="auto"/>
+        <w:jc w:val="center"/>
+        <w:rPr>
+          <w:color w:val="000000" w:themeColor="text1"/>
+          <w:sz w:val="24"/>
+          <w:szCs w:val="24"/>
+        </w:rPr>
+      </w:pPr>
+    </w:p>
+    <w:p>
+      <w:pPr>
+        <w:spacing w:line="276" w:lineRule="auto"/>
+        <w:rPr>
+          <w:color w:val="000000" w:themeColor="text1"/>
+          <w:sz w:val="24"/>
+          <w:szCs w:val="24"/>
+        </w:rPr>
+      </w:pPr>
+    </w:p>
+    <w:p>
+      <w:pPr>
+        <w:spacing w:line="276" w:lineRule="auto"/>
+        <w:jc w:val="center"/>
+        <w:rPr>
+          <w:color w:val="000000" w:themeColor="text1"/>
+          <w:sz w:val="24"/>
+          <w:szCs w:val="24"/>
+        </w:rPr>
+      </w:pPr>
+      <w:r>
+        <w:rPr>
+          <w:color w:val="000000" w:themeColor="text1"/>
+          <w:sz w:val="24"/>
+          <w:szCs w:val="24"/>
+        </w:rPr>
+        <w:t>Jaso</w:t>
+      </w:r>
+      <w:r>
+        <w:rPr>
+          <w:color w:val="000000" w:themeColor="text1"/>
+          <w:sz w:val="24"/>
+          <w:szCs w:val="24"/>
+        </w:rPr>
+        <w:t>n</w:t>
+      </w:r>
+      <w:r>
+        <w:rPr>
+          <w:color w:val="000000" w:themeColor="text1"/>
+          <w:sz w:val="24"/>
+          <w:szCs w:val="24"/>
+        </w:rPr>
+        <w:t xml:space="preserve"> Lee</w:t>
+      </w:r>
+    </w:p>
+    <w:p>
+      <w:pPr>
+        <w:spacing w:line="276" w:lineRule="auto"/>
+        <w:jc w:val="center"/>
+        <w:rPr>
+          <w:color w:val="000000" w:themeColor="text1"/>
+          <w:sz w:val="24"/>
+          <w:szCs w:val="24"/>
+        </w:rPr>
+      </w:pPr>
+      <w:r>
+        <w:rPr>
+          <w:color w:val="000000" w:themeColor="text1"/>
+          <w:sz w:val="24"/>
+          <w:szCs w:val="24"/>
+        </w:rPr>
+        <w:t>Ethan Yountz</w:t>
+      </w:r>
+    </w:p>
+    <w:p>
+      <w:pPr>
+        <w:spacing w:line="276" w:lineRule="auto"/>
+        <w:jc w:val="center"/>
+        <w:rPr>
+          <w:color w:val="000000" w:themeColor="text1"/>
+          <w:sz w:val="24"/>
+          <w:szCs w:val="24"/>
+        </w:rPr>
+      </w:pPr>
+      <w:r>
+        <w:rPr>
+          <w:color w:val="000000" w:themeColor="text1"/>
+          <w:sz w:val="24"/>
+          <w:szCs w:val="24"/>
+        </w:rPr>
+        <w:t xml:space="preserve">Rujula </w:t>
       </w:r>
       <w:proofErr w:type="spellStart"/>
       <w:r>
+        <w:rPr>
+          <w:color w:val="000000" w:themeColor="text1"/>
+          <w:sz w:val="24"/>
+          <w:szCs w:val="24"/>
+        </w:rPr>
+        <w:t>Yete</w:t>
+      </w:r>
+      <w:proofErr w:type="spellEnd"/>
+    </w:p>
+    <w:p>
+      <w:pPr>
+        <w:jc w:val="center"/>
+        <w:rPr>
+          <w:color w:val="000000" w:themeColor="text1"/>
+          <w:sz w:val="24"/>
+          <w:szCs w:val="24"/>
+        </w:rPr>
+      </w:pPr>
+      <w:r>
+        <w:rPr>
+          <w:color w:val="000000" w:themeColor="text1"/>
+          <w:sz w:val="24"/>
+          <w:szCs w:val="24"/>
+        </w:rPr>
+        <w:t>Olivia Liu</w:t>
+      </w:r>
+    </w:p>
+    <w:p>
+      <w:pPr>
+        <w:jc w:val="center"/>
+        <w:rPr>
+          <w:color w:val="000000" w:themeColor="text1"/>
+          <w:sz w:val="24"/>
+          <w:szCs w:val="24"/>
+        </w:rPr>
+      </w:pPr>
+      <w:r>
+        <w:rPr>
+          <w:color w:val="000000" w:themeColor="text1"/>
+          <w:sz w:val="24"/>
+          <w:szCs w:val="24"/>
+        </w:rPr>
+        <w:t>Seth Hall</w:t>
+      </w:r>
+    </w:p>
+    <w:p>
+      <w:pPr>
+        <w:jc w:val="center"/>
         <w:rPr>
           <w:b/>
           <w:bCs/>
@@ -151,168 +312,7 @@
           <w:sz w:val="32"/>
           <w:szCs w:val="32"/>
         </w:rPr>
-        <w:t>Rebounds</w:t>
-      </w:r>
-    </w:p>
-    <w:p>
-      <w:pPr>
-        <w:spacing w:line="276" w:lineRule="auto"/>
-        <w:jc w:val="center"/>
-        <w:rPr>
-          <w:color w:val="000000" w:themeColor="text1"/>
-          <w:sz w:val="24"/>
-          <w:szCs w:val="24"/>
-        </w:rPr>
-      </w:pPr>
-      <w:proofErr w:type="spellEnd"/>
-      <w:r>
-        <w:rPr>
-          <w:color w:val="000000" w:themeColor="text1"/>
-          <w:sz w:val="24"/>
-          <w:szCs w:val="24"/>
-        </w:rPr>
-        <w:t>A Reproducible Master Dataset and MAE-Based Evaluation using Pre-Game Features</w:t>
-      </w:r>
-    </w:p>
-    <w:p>
-      <w:pPr>
-        <w:spacing w:line="276" w:lineRule="auto"/>
-        <w:jc w:val="center"/>
-        <w:rPr>
-          <w:color w:val="000000" w:themeColor="text1"/>
-          <w:sz w:val="24"/>
-          <w:szCs w:val="24"/>
-        </w:rPr>
-      </w:pPr>
-    </w:p>
-    <w:p>
-      <w:pPr>
-        <w:spacing w:line="276" w:lineRule="auto"/>
-        <w:rPr>
-          <w:color w:val="000000" w:themeColor="text1"/>
-          <w:sz w:val="24"/>
-          <w:szCs w:val="24"/>
-        </w:rPr>
-      </w:pPr>
-    </w:p>
-    <w:p>
-      <w:pPr>
-        <w:spacing w:line="276" w:lineRule="auto"/>
-        <w:jc w:val="center"/>
-        <w:rPr>
-          <w:color w:val="000000" w:themeColor="text1"/>
-          <w:sz w:val="24"/>
-          <w:szCs w:val="24"/>
-        </w:rPr>
-      </w:pPr>
-      <w:r>
-        <w:rPr>
-          <w:color w:val="000000" w:themeColor="text1"/>
-          <w:sz w:val="24"/>
-          <w:szCs w:val="24"/>
-        </w:rPr>
-        <w:t>Jaso</w:t>
-      </w:r>
-      <w:r>
-        <w:rPr>
-          <w:color w:val="000000" w:themeColor="text1"/>
-          <w:sz w:val="24"/>
-          <w:szCs w:val="24"/>
-        </w:rPr>
-        <w:t>n</w:t>
-      </w:r>
-      <w:r>
-        <w:rPr>
-          <w:color w:val="000000" w:themeColor="text1"/>
-          <w:sz w:val="24"/>
-          <w:szCs w:val="24"/>
-        </w:rPr>
-        <w:t xml:space="preserve"> Lee</w:t>
-      </w:r>
-    </w:p>
-    <w:p>
-      <w:pPr>
-        <w:spacing w:line="276" w:lineRule="auto"/>
-        <w:jc w:val="center"/>
-        <w:rPr>
-          <w:color w:val="000000" w:themeColor="text1"/>
-          <w:sz w:val="24"/>
-          <w:szCs w:val="24"/>
-        </w:rPr>
-      </w:pPr>
-      <w:r>
-        <w:rPr>
-          <w:color w:val="000000" w:themeColor="text1"/>
-          <w:sz w:val="24"/>
-          <w:szCs w:val="24"/>
-        </w:rPr>
-        <w:t>Ethan Yountz</w:t>
-      </w:r>
-    </w:p>
-    <w:p>
-      <w:pPr>
-        <w:spacing w:line="276" w:lineRule="auto"/>
-        <w:jc w:val="center"/>
-        <w:rPr>
-          <w:color w:val="000000" w:themeColor="text1"/>
-          <w:sz w:val="24"/>
-          <w:szCs w:val="24"/>
-        </w:rPr>
-      </w:pPr>
-      <w:r>
-        <w:rPr>
-          <w:color w:val="000000" w:themeColor="text1"/>
-          <w:sz w:val="24"/>
-          <w:szCs w:val="24"/>
-        </w:rPr>
-        <w:t xml:space="preserve">Rujula </w:t>
-      </w:r>
-      <w:proofErr w:type="spellStart"/>
-      <w:r>
-        <w:rPr>
-          <w:color w:val="000000" w:themeColor="text1"/>
-          <w:sz w:val="24"/>
-          <w:szCs w:val="24"/>
-        </w:rPr>
-        <w:t>Yete</w:t>
-      </w:r>
-      <w:proofErr w:type="spellEnd"/>
-    </w:p>
-    <w:p>
-      <w:pPr>
-        <w:jc w:val="center"/>
-        <w:rPr>
-          <w:color w:val="000000" w:themeColor="text1"/>
-          <w:sz w:val="24"/>
-          <w:szCs w:val="24"/>
-        </w:rPr>
-      </w:pPr>
-      <w:r>
-        <w:rPr>
-          <w:color w:val="000000" w:themeColor="text1"/>
-          <w:sz w:val="24"/>
-          <w:szCs w:val="24"/>
-        </w:rPr>
-        <w:t>Olivia Liu</w:t>
-      </w:r>
-    </w:p>
-    <w:p>
-      <w:pPr>
-        <w:jc w:val="center"/>
-        <w:rPr>
-          <w:color w:val="000000" w:themeColor="text1"/>
-          <w:sz w:val="24"/>
-          <w:szCs w:val="24"/>
-        </w:rPr>
-      </w:pPr>
-      <w:r>
-        <w:rPr>
-          <w:color w:val="000000" w:themeColor="text1"/>
-          <w:sz w:val="24"/>
-          <w:szCs w:val="24"/>
-        </w:rPr>
-        <w:t>Seth Hall</w:t>
-      </w:r>
+      </w:pPr>
     </w:p>
     <w:p>
       <w:pPr>
@@ -330,6 +330,41 @@
       <w:pPr>
         <w:jc w:val="center"/>
         <w:rPr>
+          <w:color w:val="000000" w:themeColor="text1"/>
+          <w:sz w:val="24"/>
+          <w:szCs w:val="24"/>
+        </w:rPr>
+      </w:pPr>
+      <w:r>
+        <w:rPr>
+          <w:color w:val="000000" w:themeColor="text1"/>
+          <w:sz w:val="24"/>
+          <w:szCs w:val="24"/>
+        </w:rPr>
+        <w:t>STOR 538: Sports Analytics</w:t>
+      </w:r>
+    </w:p>
+    <w:p>
+      <w:pPr>
+        <w:jc w:val="center"/>
+        <w:rPr>
+          <w:color w:val="000000" w:themeColor="text1"/>
+          <w:sz w:val="24"/>
+          <w:szCs w:val="24"/>
+        </w:rPr>
+      </w:pPr>
+      <w:r>
+        <w:rPr>
+          <w:color w:val="000000" w:themeColor="text1"/>
+          <w:sz w:val="24"/>
+          <w:szCs w:val="24"/>
+        </w:rPr>
+        <w:t>Professor Mario Giacomazzo</w:t>
+      </w:r>
+    </w:p>
+    <w:p>
+      <w:pPr>
+        <w:rPr>
           <w:b/>
           <w:bCs/>
           <w:color w:val="000000" w:themeColor="text1"/>
@@ -342,51 +377,6 @@
       <w:pPr>
         <w:jc w:val="center"/>
         <w:rPr>
-          <w:color w:val="000000" w:themeColor="text1"/>
-          <w:sz w:val="24"/>
-          <w:szCs w:val="24"/>
-        </w:rPr>
-      </w:pPr>
-      <w:r>
-        <w:rPr>
-          <w:color w:val="000000" w:themeColor="text1"/>
-          <w:sz w:val="24"/>
-          <w:szCs w:val="24"/>
-        </w:rPr>
-        <w:t>STOR 538: Sports Analytics</w:t>
-      </w:r>
-    </w:p>
-    <w:p>
-      <w:pPr>
-        <w:jc w:val="center"/>
-        <w:rPr>
-          <w:color w:val="000000" w:themeColor="text1"/>
-          <w:sz w:val="24"/>
-          <w:szCs w:val="24"/>
-        </w:rPr>
-      </w:pPr>
-      <w:r>
-        <w:rPr>
-          <w:color w:val="000000" w:themeColor="text1"/>
-          <w:sz w:val="24"/>
-          <w:szCs w:val="24"/>
-        </w:rPr>
-        <w:t xml:space="preserve">Professor Mario </w:t>
-      </w:r>
-      <w:proofErr w:type="spellStart"/>
-      <w:r>
-        <w:rPr>
-          <w:color w:val="000000" w:themeColor="text1"/>
-          <w:sz w:val="24"/>
-          <w:szCs w:val="24"/>
-        </w:rPr>
-        <w:t>Giacomazzo</w:t>
-      </w:r>
-      <w:proofErr w:type="spellEnd"/>
-    </w:p>
-    <w:p>
-      <w:pPr>
-        <w:rPr>
           <w:b/>
           <w:bCs/>
           <w:color w:val="000000" w:themeColor="text1"/>
@@ -493,7 +483,6 @@
     </w:p>
     <w:p>
       <w:pPr>
-        <w:jc w:val="center"/>
         <w:rPr>
           <w:b/>
           <w:bCs/>
@@ -516,6 +505,7 @@
     </w:p>
     <w:p>
       <w:pPr>
+        <w:jc w:val="center"/>
         <w:rPr>
           <w:b/>
           <w:bCs/>
@@ -524,10 +514,7 @@
           <w:szCs w:val="32"/>
         </w:rPr>
       </w:pPr>
-    </w:p>
-    <w:p>
-      <w:pPr>
-        <w:jc w:val="center"/>
+      <w:r>
         <w:rPr>
           <w:b/>
           <w:bCs/>
@@ -535,8 +522,13 @@
           <w:sz w:val="32"/>
           <w:szCs w:val="32"/>
         </w:rPr>
-      </w:pPr>
-      <w:r>
+        <w:lastRenderedPageBreak/>
+        <w:t>Data Information</w:t>
+      </w:r>
+    </w:p>
+    <w:p>
+      <w:pPr>
+        <w:jc w:val="center"/>
         <w:rPr>
           <w:b/>
           <w:bCs/>
@@ -544,13 +536,785 @@
           <w:sz w:val="32"/>
           <w:szCs w:val="32"/>
         </w:rPr>
+      </w:pPr>
+    </w:p>
+    <w:p>
+      <w:pPr>
+        <w:pBdr>
+          <w:bottom w:val="single" w:sz="4" w:space="1" w:color="auto"/>
+        </w:pBdr>
+        <w:spacing w:line="276" w:lineRule="auto"/>
+        <w:rPr>
+          <w:b/>
+          <w:sz w:val="26"/>
+          <w:szCs w:val="26"/>
+        </w:rPr>
+      </w:pPr>
+      <w:r>
+        <w:rPr>
+          <w:b/>
+          <w:sz w:val="26"/>
+          <w:szCs w:val="26"/>
+        </w:rPr>
+        <w:t>Data Source and Sample Selection</w:t>
+      </w:r>
+    </w:p>
+    <w:p>
+      <w:pPr>
+        <w:spacing w:line="276" w:lineRule="auto"/>
+        <w:ind w:left="-15" w:firstLine="15"/>
+      </w:pPr>
+      <w:r>
+        <w:t xml:space="preserve">This project evaluates predictive models for three numeric outcomes of NBA games—Spread, Total, and offensive rebounds (OREB)—with predictive accuracy assessed using mean absolute error. To ensure that all members of the group could work from a shared data foundation regardless of their chosen target variable, we constructed a single master dataset with one row per game. We aligned home-team and away-team statistics in the same observation. This structure is particularly appropriate for modeling Spread, since Spread is inherently a home-versus-away comparison, and it is equally useful for Total and OREB because it stores both teams’ contributions needed to compute combined outcomes. </w:t>
+      </w:r>
+    </w:p>
+    <w:p>
+      <w:pPr>
+        <w:spacing w:line="276" w:lineRule="auto"/>
+        <w:ind w:left="-15" w:firstLine="15"/>
+      </w:pPr>
+    </w:p>
+    <w:p>
+      <w:pPr>
+        <w:ind w:left="-15" w:firstLine="15"/>
+      </w:pPr>
+      <w:r>
+        <w:t xml:space="preserve">The primary source for the master dataset is the </w:t>
+      </w:r>
+      <w:proofErr w:type="spellStart"/>
+      <w:r>
+        <w:t>TeamStatistics</w:t>
+      </w:r>
+      <w:proofErr w:type="spellEnd"/>
+      <w:r>
+        <w:t xml:space="preserve"> box-score database, which provides team-level game statistics for the NBA from the 1947 season through the present day. Although the raw source is historical in scope, the objective of this project is not long-run description but forecasting regular-season games in March–April 2026. For that reason, we restricted the modeling sample to the modern post-COVID era beginning with the 2021–2022 regular season (October 19, 2021) and excluded the COVID/bubble season and all earlier seasons. This restriction is motivated by the fact that the NBA’s statistical environment is not constant over long periods: the league’s shot profile, three-point volume, spacing, rotation patterns, and strategic norms have evolved substantially. Using a more recent and stylistically consistent sample is therefore more likely to produce relationships that generalize to the 2026 games we are required to predict. </w:t>
+      </w:r>
+    </w:p>
+    <w:p>
+      <w:pPr>
+        <w:rPr>
+          <w:b/>
+          <w:bCs/>
+          <w:sz w:val="26"/>
+          <w:szCs w:val="26"/>
+        </w:rPr>
+      </w:pPr>
+    </w:p>
+    <w:p>
+      <w:pPr>
+        <w:pBdr>
+          <w:bottom w:val="single" w:sz="4" w:space="1" w:color="auto"/>
+        </w:pBdr>
+        <w:spacing w:line="276" w:lineRule="auto"/>
+        <w:ind w:left="10" w:hanging="10"/>
+        <w:rPr>
+          <w:b/>
+          <w:bCs/>
+          <w:sz w:val="26"/>
+          <w:szCs w:val="26"/>
+        </w:rPr>
+      </w:pPr>
+      <w:r>
+        <w:rPr>
+          <w:b/>
+          <w:bCs/>
+          <w:sz w:val="26"/>
+          <w:szCs w:val="26"/>
+        </w:rPr>
+        <w:t>Elo Ratings as a Measure of Team Strength</w:t>
+      </w:r>
+    </w:p>
+    <w:p>
+      <w:pPr>
+        <w:spacing w:line="276" w:lineRule="auto"/>
+        <w:ind w:firstLine="10"/>
+      </w:pPr>
+      <w:r>
+        <w:t>In addition to box-score data, we merged an NBA Elo dataset (nba_elo.csv) as a compact, pregame measure of team strength. The Elo rating system used in this dataset was developed by Neil Paine, a sports analyst formerly associated with FiveThirtyEight (538), and the dataset was obtained from his publicly available GitHub repository. Elo rating systems are widely used in sports analytics because they provide a principled way to summarize team quality using only prior outcomes while accounting for opponent strength: in an Elo framework, a team’s rating increases when it wins—especially against strong opponents—and decreases when it loses—especially against weaker opponents. This produces a continuously updating estimate of relative team ability that is interpretable, comparable across teams, and empirically effective for forecasting win probabilities and score differentials.</w:t>
+      </w:r>
+    </w:p>
+    <w:p>
+      <w:pPr>
+        <w:spacing w:line="276" w:lineRule="auto"/>
+        <w:ind w:firstLine="10"/>
+      </w:pPr>
+    </w:p>
+    <w:p>
+      <w:pPr>
+        <w:ind w:firstLine="10"/>
+      </w:pPr>
+      <w:r>
+        <w:t xml:space="preserve">In our dataset, Elo enters as </w:t>
+      </w:r>
+      <w:proofErr w:type="spellStart"/>
+      <w:r>
+        <w:t>HomeElo_pre</w:t>
+      </w:r>
+      <w:proofErr w:type="spellEnd"/>
+      <w:r>
+        <w:t xml:space="preserve"> and </w:t>
+      </w:r>
+      <w:proofErr w:type="spellStart"/>
+      <w:r>
+        <w:t>AwayElo_pre</w:t>
+      </w:r>
+      <w:proofErr w:type="spellEnd"/>
+      <w:r>
+        <w:t xml:space="preserve">, which represent each team’s rating prior to the game, and as </w:t>
+      </w:r>
+      <w:proofErr w:type="spellStart"/>
+      <w:r>
+        <w:t>EloDiff</w:t>
+      </w:r>
+      <w:proofErr w:type="spellEnd"/>
+      <w:r>
+        <w:t xml:space="preserve"> = </w:t>
+      </w:r>
+      <w:proofErr w:type="spellStart"/>
+      <w:r>
+        <w:t>HomeElo_pre</w:t>
+      </w:r>
+      <w:proofErr w:type="spellEnd"/>
+      <w:r>
+        <w:t xml:space="preserve"> − </w:t>
+      </w:r>
+      <w:proofErr w:type="spellStart"/>
+      <w:r>
+        <w:t>AwayElo_pre</w:t>
+      </w:r>
+      <w:proofErr w:type="spellEnd"/>
+      <w:r>
+        <w:t>, which directly captures a pregame strength gap that is conceptually aligned with Spread prediction. Elo is also respected in applied work because it often performs competitively as a baseline model, can be combined with richer box-score features without overfitting, and supports transparent interpretation (e.g., larger Elo differences correspond to stronger expected performance). When Elo was not available for a given game, we retained the observation and left Elo fields missing rather than deleting the game, ensuring that Elo coverage did not determine which games entered the modeling sample.</w:t>
+      </w:r>
+    </w:p>
+    <w:p/>
+    <w:p>
+      <w:pPr>
+        <w:pBdr>
+          <w:bottom w:val="single" w:sz="4" w:space="1" w:color="auto"/>
+        </w:pBdr>
+        <w:ind w:left="10" w:hanging="10"/>
+        <w:rPr>
+          <w:b/>
+          <w:bCs/>
+          <w:sz w:val="26"/>
+          <w:szCs w:val="26"/>
+        </w:rPr>
+      </w:pPr>
+      <w:r>
+        <w:rPr>
+          <w:b/>
+          <w:bCs/>
+          <w:sz w:val="26"/>
+          <w:szCs w:val="26"/>
+        </w:rPr>
+        <w:t>Construction of the Game-Level Dataset</w:t>
+      </w:r>
+    </w:p>
+    <w:p>
+      <w:pPr>
+        <w:ind w:left="-15"/>
+      </w:pPr>
+      <w:r>
+        <w:t xml:space="preserve">The </w:t>
+      </w:r>
+      <w:proofErr w:type="spellStart"/>
+      <w:r>
+        <w:t>TeamStatistics</w:t>
+      </w:r>
+      <w:proofErr w:type="spellEnd"/>
+      <w:r>
+        <w:t xml:space="preserve"> source is recorded at the team-game level, so each contest appears twice—once for each team. To create a modeling dataset with a single observation per game, we reshaped the data into a home–away paired format. Concretely, we separated home-team rows from away-team rows using the </w:t>
+      </w:r>
+      <w:r>
         <w:lastRenderedPageBreak/>
-        <w:t>Data Information</w:t>
-      </w:r>
-    </w:p>
-    <w:p>
-      <w:pPr>
+        <w:t xml:space="preserve">home indicator, renamed all box-score columns with Home_ and </w:t>
+      </w:r>
+      <w:proofErr w:type="gramStart"/>
+      <w:r>
+        <w:t>Away</w:t>
+      </w:r>
+      <w:proofErr w:type="gramEnd"/>
+      <w:r>
+        <w:t xml:space="preserve">_ prefixes, and then merged the two records for each game using the game identifier. This produced a game-level table in which both teams’ statistics are aligned within the same row, enabling direct construction of matchup predictors such as home–away differences. </w:t>
+      </w:r>
+    </w:p>
+    <w:p>
+      <w:pPr>
+        <w:ind w:left="-15" w:firstLine="720"/>
+      </w:pPr>
+    </w:p>
+    <w:p>
+      <w:pPr>
+        <w:pBdr>
+          <w:bottom w:val="single" w:sz="4" w:space="1" w:color="auto"/>
+        </w:pBdr>
+        <w:ind w:left="10" w:hanging="10"/>
+        <w:rPr>
+          <w:b/>
+          <w:bCs/>
+          <w:sz w:val="26"/>
+          <w:szCs w:val="26"/>
+        </w:rPr>
+      </w:pPr>
+      <w:r>
+        <w:rPr>
+          <w:b/>
+          <w:bCs/>
+          <w:sz w:val="26"/>
+          <w:szCs w:val="26"/>
+        </w:rPr>
+        <w:t>Definition of Outcome Variables</w:t>
+      </w:r>
+    </w:p>
+    <w:p>
+      <w:pPr>
+        <w:ind w:left="-15"/>
+      </w:pPr>
+      <w:r>
+        <w:t xml:space="preserve">From the aligned box-score totals, we computed the three outcomes required for the project. Spread captures the score differential between teams, Total represents combined points scored, and </w:t>
+      </w:r>
+      <w:proofErr w:type="spellStart"/>
+      <w:r>
+        <w:t>TotalOREB</w:t>
+      </w:r>
+      <w:proofErr w:type="spellEnd"/>
+      <w:r>
+        <w:t xml:space="preserve"> represents combined offensive rebounds: </w:t>
+      </w:r>
+    </w:p>
+    <w:p>
+      <w:pPr>
+        <w:ind w:left="-15"/>
+      </w:pPr>
+    </w:p>
+    <w:p>
+      <w:pPr>
+        <w:spacing w:line="259" w:lineRule="auto"/>
+        <w:ind w:left="19"/>
         <w:jc w:val="center"/>
+      </w:pPr>
+      <w:r>
+        <w:rPr>
+          <w:rFonts w:ascii="Cambria Math" w:eastAsia="Cambria Math" w:hAnsi="Cambria Math" w:cs="Cambria Math"/>
+        </w:rPr>
+        <w:t>𝑆𝑝𝑟𝑒𝑎𝑑 = 𝐻𝑜𝑚𝑒𝑃𝑇𝑆 − 𝐴𝑤𝑎𝑦𝑃𝑇𝑆</w:t>
+      </w:r>
+      <w:r>
+        <w:rPr>
+          <w:sz w:val="37"/>
+          <w:vertAlign w:val="superscript"/>
+        </w:rPr>
+        <w:t xml:space="preserve"> </w:t>
+      </w:r>
+    </w:p>
+    <w:p>
+      <w:pPr>
+        <w:spacing w:line="259" w:lineRule="auto"/>
+        <w:ind w:left="19"/>
+        <w:jc w:val="center"/>
+      </w:pPr>
+      <w:r>
+        <w:rPr>
+          <w:rFonts w:ascii="Cambria Math" w:eastAsia="Cambria Math" w:hAnsi="Cambria Math" w:cs="Cambria Math"/>
+        </w:rPr>
+        <w:t>𝑇𝑜𝑡𝑎𝑙 = 𝐻𝑜𝑚𝑒𝑃𝑇𝑆 + 𝐴𝑤𝑎𝑦𝑃𝑇𝑆</w:t>
+      </w:r>
+      <w:r>
+        <w:rPr>
+          <w:sz w:val="37"/>
+          <w:vertAlign w:val="superscript"/>
+        </w:rPr>
+        <w:t xml:space="preserve"> </w:t>
+      </w:r>
+    </w:p>
+    <w:p>
+      <w:pPr>
+        <w:spacing w:line="259" w:lineRule="auto"/>
+        <w:ind w:left="19"/>
+        <w:jc w:val="center"/>
+        <w:rPr>
+          <w:sz w:val="37"/>
+          <w:vertAlign w:val="superscript"/>
+        </w:rPr>
+      </w:pPr>
+      <w:r>
+        <w:rPr>
+          <w:rFonts w:ascii="Cambria Math" w:eastAsia="Cambria Math" w:hAnsi="Cambria Math" w:cs="Cambria Math"/>
+        </w:rPr>
+        <w:t>𝑇𝑜𝑡𝑎𝑙𝑂𝑅𝐸𝐵 = 𝐻𝑜𝑚𝑒𝑂𝑅𝐸𝐵 + 𝐴𝑤𝑎𝑦𝑂𝑅𝐸𝐵</w:t>
+      </w:r>
+      <w:r>
+        <w:rPr>
+          <w:sz w:val="37"/>
+          <w:vertAlign w:val="superscript"/>
+        </w:rPr>
+        <w:t xml:space="preserve"> </w:t>
+      </w:r>
+    </w:p>
+    <w:p>
+      <w:pPr>
+        <w:spacing w:line="259" w:lineRule="auto"/>
+        <w:ind w:left="19"/>
+        <w:jc w:val="center"/>
+      </w:pPr>
+    </w:p>
+    <w:p>
+      <w:pPr>
+        <w:spacing w:line="259" w:lineRule="auto"/>
+        <w:ind w:left="-5"/>
+      </w:pPr>
+      <w:r>
+        <w:t xml:space="preserve">These variables are stored in MasterDataset.csv as Spread, Total, and </w:t>
+      </w:r>
+      <w:proofErr w:type="spellStart"/>
+      <w:r>
+        <w:t>TotalOREB</w:t>
+      </w:r>
+      <w:proofErr w:type="spellEnd"/>
+      <w:r>
+        <w:t xml:space="preserve">. </w:t>
+      </w:r>
+    </w:p>
+    <w:p>
+      <w:pPr>
+        <w:ind w:left="-5"/>
+      </w:pPr>
+      <w:r>
+        <w:t xml:space="preserve"> </w:t>
+      </w:r>
+      <w:r>
+        <w:tab/>
+      </w:r>
+    </w:p>
+    <w:p>
+      <w:pPr>
+        <w:pBdr>
+          <w:bottom w:val="single" w:sz="4" w:space="1" w:color="auto"/>
+        </w:pBdr>
+        <w:ind w:left="-5"/>
+        <w:rPr>
+          <w:b/>
+          <w:bCs/>
+          <w:sz w:val="26"/>
+          <w:szCs w:val="26"/>
+        </w:rPr>
+      </w:pPr>
+      <w:r>
+        <w:rPr>
+          <w:b/>
+          <w:bCs/>
+          <w:sz w:val="26"/>
+          <w:szCs w:val="26"/>
+        </w:rPr>
+        <w:t>Feature Engineering</w:t>
+      </w:r>
+    </w:p>
+    <w:p>
+      <w:pPr>
+        <w:ind w:left="-5"/>
+      </w:pPr>
+      <w:r>
+        <w:t xml:space="preserve">To support prediction of all three outcomes, we augmented the raw home and away box-score fields with a set of engineered predictors that summarize efficiency, tempo, scheduling, and recent form. First, for many paired statistics we constructed difference features of the form </w:t>
+      </w:r>
+      <w:proofErr w:type="spellStart"/>
+      <w:r>
+        <w:t>diff_X</w:t>
+      </w:r>
+      <w:proofErr w:type="spellEnd"/>
+      <w:r>
+        <w:t xml:space="preserve"> = </w:t>
+      </w:r>
+      <w:proofErr w:type="spellStart"/>
+      <w:r>
+        <w:t>Home_X</w:t>
+      </w:r>
+      <w:proofErr w:type="spellEnd"/>
+      <w:r>
+        <w:t xml:space="preserve"> − </w:t>
+      </w:r>
+      <w:proofErr w:type="spellStart"/>
+      <w:r>
+        <w:t>Away_X</w:t>
+      </w:r>
+      <w:proofErr w:type="spellEnd"/>
+      <w:r>
+        <w:t xml:space="preserve">, which are especially relevant for Spread because they quantify relative advantages (e.g., turnover differential, rebound differential, shooting differential). Secondly, we derived standard shooting efficiency measures from box-score components. Effective field-goal percentage and true shooting percentage were computed as:  </w:t>
+      </w:r>
+    </w:p>
+    <w:p>
+      <w:pPr>
+        <w:ind w:left="-5"/>
+      </w:pPr>
+    </w:p>
+    <w:p>
+      <w:pPr>
+        <w:spacing w:line="259" w:lineRule="auto"/>
+        <w:ind w:left="19"/>
+        <w:jc w:val="center"/>
+      </w:pPr>
+      <w:r>
+        <w:rPr>
+          <w:rFonts w:ascii="Cambria Math" w:eastAsia="Cambria Math" w:hAnsi="Cambria Math" w:cs="Cambria Math"/>
+        </w:rPr>
+        <w:t>𝑒𝐹𝐺 = (𝐹𝐺𝑀 + 0. 5 ⋅ 3𝑃𝑀)/𝐹𝐺𝐴</w:t>
+      </w:r>
+      <w:r>
+        <w:rPr>
+          <w:sz w:val="37"/>
+          <w:vertAlign w:val="superscript"/>
+        </w:rPr>
+        <w:t xml:space="preserve"> </w:t>
+      </w:r>
+    </w:p>
+    <w:p>
+      <w:pPr>
+        <w:spacing w:line="259" w:lineRule="auto"/>
+        <w:ind w:left="19"/>
+        <w:jc w:val="center"/>
+        <w:rPr>
+          <w:rFonts w:ascii="Cambria Math" w:eastAsia="Cambria Math" w:hAnsi="Cambria Math" w:cs="Cambria Math"/>
+        </w:rPr>
+      </w:pPr>
+      <w:r>
+        <w:rPr>
+          <w:rFonts w:ascii="Cambria Math" w:eastAsia="Cambria Math" w:hAnsi="Cambria Math" w:cs="Cambria Math"/>
+        </w:rPr>
+        <w:t>𝑇𝑆 = 𝑃𝑇𝑆/ (2(𝐹𝐺𝐴 ⋅ 0. 44 ⋅ 𝐹𝑇𝐴)</w:t>
+      </w:r>
+    </w:p>
+    <w:p>
+      <w:pPr>
+        <w:spacing w:line="259" w:lineRule="auto"/>
+        <w:ind w:left="19"/>
+        <w:jc w:val="center"/>
+      </w:pPr>
+      <w:r>
+        <w:rPr>
+          <w:sz w:val="37"/>
+          <w:vertAlign w:val="superscript"/>
+        </w:rPr>
+        <w:t xml:space="preserve"> </w:t>
+      </w:r>
+    </w:p>
+    <w:p>
+      <w:pPr>
+        <w:spacing w:after="392"/>
+        <w:ind w:left="-5"/>
+      </w:pPr>
+      <w:r>
+        <w:t xml:space="preserve">We also included rate-style features that normalize performance across games (e.g., three-point attempt rate </w:t>
+      </w:r>
+      <w:r>
+        <w:rPr>
+          <w:rFonts w:ascii="Cambria Math" w:eastAsia="Cambria Math" w:hAnsi="Cambria Math" w:cs="Cambria Math"/>
+        </w:rPr>
+        <w:t>3𝑃𝐴/𝐹𝐺𝐴</w:t>
+      </w:r>
+      <w:r>
+        <w:t xml:space="preserve">, free-throw rate </w:t>
+      </w:r>
+      <w:r>
+        <w:rPr>
+          <w:rFonts w:ascii="Cambria Math" w:eastAsia="Cambria Math" w:hAnsi="Cambria Math" w:cs="Cambria Math"/>
+        </w:rPr>
+        <w:t>𝐹𝑇𝐴/𝐹𝐺𝐴</w:t>
+      </w:r>
+      <w:r>
+        <w:t xml:space="preserve">, and turnover rate </w:t>
+      </w:r>
+      <w:r>
+        <w:rPr>
+          <w:rFonts w:ascii="Cambria Math" w:eastAsia="Cambria Math" w:hAnsi="Cambria Math" w:cs="Cambria Math"/>
+        </w:rPr>
+        <w:t>𝑇𝑂𝑉/ (𝐹𝐺𝐴 + 0. 44 ⋅ 𝐹𝑇𝐴 + 𝑇𝑂𝑉)</w:t>
+      </w:r>
+      <w:r>
+        <w:t xml:space="preserve">. Because the dataset includes both offensive and defensive rebounds for each team, we additionally computed an offensive rebound rate proxy using opponent defensive rebounds: </w:t>
+      </w:r>
+      <w:r>
+        <w:rPr>
+          <w:rFonts w:ascii="Cambria Math" w:eastAsia="Cambria Math" w:hAnsi="Cambria Math" w:cs="Cambria Math"/>
+        </w:rPr>
+        <w:t>𝑂𝑅𝐸𝐵_𝑟𝑎𝑡𝑒 = 𝑂𝑅𝐸𝐵/ (𝑂𝑅𝐸𝐵 + 𝑂𝑝𝑝𝐷𝑅𝐸𝐵)</w:t>
+      </w:r>
+      <w:r>
+        <w:t>. Third, because Total scoring is strongly influenced by tempo</w:t>
+      </w:r>
+      <w:r>
+        <w:t>,</w:t>
+      </w:r>
+      <w:r>
+        <w:t xml:space="preserve"> we estimated possessions as a pace proxy: </w:t>
+      </w:r>
+      <w:r>
+        <w:rPr>
+          <w:rFonts w:ascii="Cambria Math" w:eastAsia="Cambria Math" w:hAnsi="Cambria Math" w:cs="Cambria Math"/>
+        </w:rPr>
+        <w:t>𝑃𝑜𝑠𝑠 ≈ 𝐹𝐺𝐴 − 𝑂𝑅𝐸𝐵 + 𝑇𝑂𝑉 + 0. 44</w:t>
+      </w:r>
+      <w:r>
+        <w:t xml:space="preserve"> </w:t>
+      </w:r>
+      <w:r>
+        <w:rPr>
+          <w:rFonts w:ascii="Cambria Math" w:eastAsia="Cambria Math" w:hAnsi="Cambria Math" w:cs="Cambria Math"/>
+        </w:rPr>
+        <w:t>⋅</w:t>
+      </w:r>
+      <w:r>
+        <w:t xml:space="preserve"> FTA, and retained home, away, and game-level summaries (</w:t>
+      </w:r>
+      <w:proofErr w:type="spellStart"/>
+      <w:r>
+        <w:t>Home_poss</w:t>
+      </w:r>
+      <w:proofErr w:type="spellEnd"/>
+      <w:r>
+        <w:t xml:space="preserve">, </w:t>
+      </w:r>
+      <w:proofErr w:type="spellStart"/>
+      <w:proofErr w:type="gramStart"/>
+      <w:r>
+        <w:t>Away</w:t>
+      </w:r>
+      <w:proofErr w:type="gramEnd"/>
+      <w:r>
+        <w:t>_poss</w:t>
+      </w:r>
+      <w:proofErr w:type="spellEnd"/>
+      <w:r>
+        <w:t xml:space="preserve">, </w:t>
+      </w:r>
+      <w:proofErr w:type="spellStart"/>
+      <w:r>
+        <w:t>poss_avg</w:t>
+      </w:r>
+      <w:proofErr w:type="spellEnd"/>
+      <w:r>
+        <w:t xml:space="preserve">, </w:t>
+      </w:r>
+      <w:proofErr w:type="spellStart"/>
+      <w:r>
+        <w:t>poss_diff</w:t>
+      </w:r>
+      <w:proofErr w:type="spellEnd"/>
+      <w:r>
+        <w:t xml:space="preserve">). </w:t>
+      </w:r>
+      <w:r>
+        <w:t>Additionally</w:t>
+      </w:r>
+      <w:r>
+        <w:t>, we added scheduling context through rest and back-to-back indicators computed from each team’s prior game date (</w:t>
+      </w:r>
+      <w:proofErr w:type="spellStart"/>
+      <w:r>
+        <w:t>Home_rest_days</w:t>
+      </w:r>
+      <w:proofErr w:type="spellEnd"/>
+      <w:r>
+        <w:t xml:space="preserve">, </w:t>
+      </w:r>
+      <w:proofErr w:type="spellStart"/>
+      <w:proofErr w:type="gramStart"/>
+      <w:r>
+        <w:t>Away</w:t>
+      </w:r>
+      <w:proofErr w:type="gramEnd"/>
+      <w:r>
+        <w:t>_rest_days</w:t>
+      </w:r>
+      <w:proofErr w:type="spellEnd"/>
+      <w:r>
+        <w:t>, and back-to-back flags), along with a rest differential. Finally, to capture “form” while avoiding look-ahead bias, we created lagged rolling averages over recent games (5- and 10-game windows) for points scored, points allowed, and margin, and included the corresponding home–away differen</w:t>
+      </w:r>
+      <w:r>
+        <w:t xml:space="preserve">ces. </w:t>
+      </w:r>
+    </w:p>
+    <w:p>
+      <w:pPr>
+        <w:spacing w:after="114" w:line="259" w:lineRule="auto"/>
+      </w:pPr>
+      <w:r>
+        <w:t xml:space="preserve">Lastly, we </w:t>
+      </w:r>
+      <w:r>
+        <w:t xml:space="preserve">included exponentially weighted moving average (EWM) variables to capture recent scoring trends while placing greater weight on more recent games. Variables such as comb_ewm20_total and comb_ewm10_total represent exponentially weighted averages of game totals over the previous 20 or 10 games for each team. Compared with simple rolling averages, EWM statistics respond more quickly to changes in team style or pace because older observations receive less weight. These values were computed from each team’s chronological game history (combining home and away appearances) and shifted by one game so that only pregame information was used. The home and away values were then </w:t>
+      </w:r>
+      <w:r>
+        <w:lastRenderedPageBreak/>
+        <w:t>summed to create matchup-level predictors such as comb_ewm20_total, which summarize the recent scoring tendencies of both teams entering the game.</w:t>
+      </w:r>
+      <w:r>
+        <w:t xml:space="preserve"> </w:t>
+      </w:r>
+    </w:p>
+    <w:p>
+      <w:pPr>
+        <w:spacing w:after="114" w:line="259" w:lineRule="auto"/>
+      </w:pPr>
+      <w:r>
+        <w:t xml:space="preserve"> </w:t>
+      </w:r>
+    </w:p>
+    <w:p>
+      <w:pPr>
+        <w:spacing w:after="114" w:line="259" w:lineRule="auto"/>
+      </w:pPr>
+    </w:p>
+    <w:p>
+      <w:pPr>
+        <w:spacing w:after="114" w:line="259" w:lineRule="auto"/>
+      </w:pPr>
+    </w:p>
+    <w:p>
+      <w:pPr>
+        <w:spacing w:after="114" w:line="259" w:lineRule="auto"/>
+      </w:pPr>
+    </w:p>
+    <w:p>
+      <w:pPr>
+        <w:spacing w:after="114" w:line="259" w:lineRule="auto"/>
+      </w:pPr>
+    </w:p>
+    <w:p>
+      <w:pPr>
+        <w:spacing w:after="114" w:line="259" w:lineRule="auto"/>
+      </w:pPr>
+    </w:p>
+    <w:p>
+      <w:pPr>
+        <w:spacing w:after="114" w:line="259" w:lineRule="auto"/>
+      </w:pPr>
+    </w:p>
+    <w:p>
+      <w:pPr>
+        <w:spacing w:after="114" w:line="259" w:lineRule="auto"/>
+      </w:pPr>
+    </w:p>
+    <w:p>
+      <w:pPr>
+        <w:spacing w:after="114" w:line="259" w:lineRule="auto"/>
+      </w:pPr>
+    </w:p>
+    <w:p>
+      <w:pPr>
+        <w:spacing w:after="114" w:line="259" w:lineRule="auto"/>
+      </w:pPr>
+    </w:p>
+    <w:p>
+      <w:pPr>
+        <w:spacing w:after="114" w:line="259" w:lineRule="auto"/>
+      </w:pPr>
+    </w:p>
+    <w:p>
+      <w:pPr>
+        <w:spacing w:after="114" w:line="259" w:lineRule="auto"/>
+      </w:pPr>
+    </w:p>
+    <w:p>
+      <w:pPr>
+        <w:spacing w:after="114" w:line="259" w:lineRule="auto"/>
+      </w:pPr>
+    </w:p>
+    <w:p>
+      <w:pPr>
+        <w:spacing w:after="114" w:line="259" w:lineRule="auto"/>
+      </w:pPr>
+    </w:p>
+    <w:p>
+      <w:pPr>
+        <w:spacing w:after="114" w:line="259" w:lineRule="auto"/>
+      </w:pPr>
+    </w:p>
+    <w:p>
+      <w:pPr>
+        <w:spacing w:after="114" w:line="259" w:lineRule="auto"/>
+      </w:pPr>
+    </w:p>
+    <w:p>
+      <w:pPr>
+        <w:spacing w:after="114" w:line="259" w:lineRule="auto"/>
+      </w:pPr>
+    </w:p>
+    <w:p>
+      <w:pPr>
+        <w:spacing w:after="114" w:line="259" w:lineRule="auto"/>
+      </w:pPr>
+    </w:p>
+    <w:p>
+      <w:pPr>
+        <w:spacing w:after="114" w:line="259" w:lineRule="auto"/>
+      </w:pPr>
+    </w:p>
+    <w:p>
+      <w:pPr>
+        <w:spacing w:after="114" w:line="259" w:lineRule="auto"/>
+      </w:pPr>
+    </w:p>
+    <w:p>
+      <w:pPr>
+        <w:spacing w:after="114" w:line="259" w:lineRule="auto"/>
+      </w:pPr>
+    </w:p>
+    <w:p>
+      <w:pPr>
+        <w:spacing w:after="114" w:line="259" w:lineRule="auto"/>
+      </w:pPr>
+    </w:p>
+    <w:p>
+      <w:pPr>
+        <w:spacing w:after="114" w:line="259" w:lineRule="auto"/>
+      </w:pPr>
+    </w:p>
+    <w:p>
+      <w:pPr>
+        <w:spacing w:after="114" w:line="259" w:lineRule="auto"/>
+      </w:pPr>
+    </w:p>
+    <w:p>
+      <w:pPr>
+        <w:spacing w:after="114" w:line="259" w:lineRule="auto"/>
+      </w:pPr>
+    </w:p>
+    <w:p>
+      <w:pPr>
+        <w:spacing w:after="114" w:line="259" w:lineRule="auto"/>
+      </w:pPr>
+    </w:p>
+    <w:p>
+      <w:pPr>
+        <w:spacing w:after="114" w:line="259" w:lineRule="auto"/>
+      </w:pPr>
+    </w:p>
+    <w:p>
+      <w:pPr>
+        <w:spacing w:after="114" w:line="259" w:lineRule="auto"/>
+      </w:pPr>
+    </w:p>
+    <w:p>
+      <w:pPr>
+        <w:spacing w:after="114" w:line="259" w:lineRule="auto"/>
+      </w:pPr>
+    </w:p>
+    <w:p>
+      <w:pPr>
+        <w:spacing w:after="114" w:line="259" w:lineRule="auto"/>
+      </w:pPr>
+    </w:p>
+    <w:p>
+      <w:pPr>
+        <w:spacing w:after="114" w:line="259" w:lineRule="auto"/>
+      </w:pPr>
+    </w:p>
+    <w:p>
+      <w:pPr>
+        <w:spacing w:after="114"/>
+        <w:jc w:val="center"/>
+      </w:pPr>
+      <w:r>
         <w:rPr>
           <w:b/>
           <w:bCs/>
@@ -558,55 +1322,21 @@
           <w:sz w:val="32"/>
           <w:szCs w:val="32"/>
         </w:rPr>
+        <w:lastRenderedPageBreak/>
+        <w:t>Spread Methodology</w:t>
+      </w:r>
+    </w:p>
+    <w:p>
+      <w:pPr>
+        <w:spacing w:after="114"/>
+        <w:jc w:val="center"/>
       </w:pPr>
     </w:p>
     <w:p>
       <w:pPr>
         <w:pBdr>
-          <w:bottom w:val="single" w:sz="4" w:space="1" w:color="auto"/>
+          <w:bottom w:val="single" w:sz="6" w:space="1" w:color="auto"/>
         </w:pBdr>
-        <w:spacing w:after="160" w:line="259" w:lineRule="auto"/>
-        <w:rPr>
-          <w:b/>
-          <w:sz w:val="26"/>
-          <w:szCs w:val="26"/>
-        </w:rPr>
-      </w:pPr>
-      <w:r>
-        <w:rPr>
-          <w:b/>
-          <w:sz w:val="26"/>
-          <w:szCs w:val="26"/>
-        </w:rPr>
-        <w:t>Data Source and Sample Selection</w:t>
-      </w:r>
-    </w:p>
-    <w:p>
-      <w:pPr>
-        <w:ind w:left="-15" w:firstLine="720"/>
-      </w:pPr>
-      <w:r>
-        <w:t xml:space="preserve">This project evaluates predictive models for three numeric outcomes of NBA games—Spread, Total, and offensive rebounds (OREB)—with predictive accuracy assessed using mean absolute error. To ensure that all members of the group could work from a shared data foundation regardless of their chosen target variable, we constructed a single master dataset with one row per game. We aligned home-team and away-team statistics in the same observation. This structure is particularly appropriate for modeling Spread, since Spread is inherently a home-versus-away comparison, and it is equally useful for Total and OREB because it stores both teams’ contributions needed to compute combined outcomes. </w:t>
-      </w:r>
-    </w:p>
-    <w:p>
-      <w:pPr>
-        <w:ind w:left="-15" w:firstLine="720"/>
-      </w:pPr>
-      <w:r>
-        <w:t xml:space="preserve">The primary source for the master dataset is the </w:t>
-      </w:r>
-      <w:proofErr w:type="spellStart"/>
-      <w:r>
-        <w:t>TeamStatistics</w:t>
-      </w:r>
-      <w:proofErr w:type="spellEnd"/>
-      <w:r>
-        <w:t xml:space="preserve"> box-score database, which provides team-level game statistics for the NBA from the 1947 season through the present day. Although the raw source is historical in scope, the objective of this project is not long-run description but forecasting regular-season games in March–April 2026. For that reason, we restricted the modeling sample to the modern post-COVID era beginning with the 2021–2022 regular season (October 19, 2021) and excluded the COVID/bubble season and all earlier seasons. This restriction is motivated by the fact that the NBA’s statistical environment is not constant over long periods: the league’s shot profile, three-point volume, spacing, rotation patterns, and strategic norms have evolved substantially. Using a more recent and stylistically consistent sample is therefore more likely to produce relationships that generalize to the 2026 games we are required to predict. </w:t>
-      </w:r>
-    </w:p>
-    <w:p>
-      <w:pPr>
         <w:rPr>
           <w:b/>
           <w:bCs/>
@@ -614,802 +1344,172 @@
           <w:szCs w:val="26"/>
         </w:rPr>
       </w:pPr>
-    </w:p>
-    <w:p>
-      <w:pPr>
-        <w:pBdr>
-          <w:bottom w:val="single" w:sz="4" w:space="1" w:color="auto"/>
-        </w:pBdr>
-        <w:ind w:left="10" w:hanging="10"/>
+      <w:r>
         <w:rPr>
           <w:b/>
           <w:bCs/>
           <w:sz w:val="26"/>
           <w:szCs w:val="26"/>
         </w:rPr>
-      </w:pPr>
-      <w:r>
+        <w:t>Overview &amp; Approach</w:t>
+      </w:r>
+    </w:p>
+    <w:p>
+      <w:r>
+        <w:t xml:space="preserve">For all spread analysis, we chose to start our training and testing periods at the beginning of the master dataset (10/19/2021). We knew that we wanted to remove all observations before the bubble because we identified that the fast-paced evolution of the NBA would cause prior data to not be as accurate for predicting the style and officiating of today's game. Stats from the </w:t>
+      </w:r>
+      <w:r>
+        <w:t>dead ball</w:t>
+      </w:r>
+      <w:r>
+        <w:t xml:space="preserve"> era, for example, could cause systematic low spread values because of the slower pace of play and the totals from that time. Models were tested on a 5-fold CV to tune parameters and hyperparameters without lookahead bias and a held-out test set of January 14th - February 19th, with features frozen to January 14th values to mimic the final prediction requirements. </w:t>
+      </w:r>
+    </w:p>
+    <w:p>
+      <w:pPr>
+        <w:spacing w:line="276" w:lineRule="auto"/>
+        <w:rPr>
+          <w:b/>
+          <w:bCs/>
+        </w:rPr>
+      </w:pPr>
+    </w:p>
+    <w:p>
+      <w:pPr>
+        <w:pBdr>
+          <w:bottom w:val="single" w:sz="6" w:space="1" w:color="auto"/>
+        </w:pBdr>
+        <w:spacing w:line="276" w:lineRule="auto"/>
         <w:rPr>
           <w:b/>
           <w:bCs/>
           <w:sz w:val="26"/>
           <w:szCs w:val="26"/>
         </w:rPr>
-        <w:t>Elo Ratings as a Measure of Team Strength</w:t>
-      </w:r>
-    </w:p>
-    <w:p>
-      <w:pPr>
-        <w:spacing w:before="240"/>
-        <w:ind w:left="-15" w:firstLine="735"/>
-      </w:pPr>
-      <w:r>
-        <w:t xml:space="preserve">In addition to box-score data, we merged an NBA Elo dataset (nba_elo.csv) as a compact, pregame measure of team strength. Elo rating systems are widely used in sports analytics because they provide a principled way to summarize team quality using only prior outcomes while accounting for opponent strength: in an Elo framework, a team’s rating increases when it wins—especially against strong opponents—and decreases when it loses—especially against weaker opponents. This produces a continuously updating estimate of relative team ability that is interpretable, comparable across teams, and empirically effective for forecasting win probabilities and score differentials. In our dataset, Elo enters as </w:t>
-      </w:r>
-      <w:proofErr w:type="spellStart"/>
-      <w:r>
-        <w:t>HomeElo_pre</w:t>
-      </w:r>
-      <w:proofErr w:type="spellEnd"/>
-      <w:r>
-        <w:t xml:space="preserve"> and </w:t>
-      </w:r>
-    </w:p>
-    <w:p>
-      <w:pPr>
-        <w:ind w:left="-5"/>
-      </w:pPr>
-      <w:proofErr w:type="spellStart"/>
-      <w:r>
-        <w:t>AwayElo_pre</w:t>
-      </w:r>
-      <w:proofErr w:type="spellEnd"/>
-      <w:r>
-        <w:t xml:space="preserve">, which represent each team’s rating prior to the game, and as </w:t>
-      </w:r>
-      <w:proofErr w:type="spellStart"/>
-      <w:r>
-        <w:t>EloDiff</w:t>
-      </w:r>
-      <w:proofErr w:type="spellEnd"/>
-      <w:r>
-        <w:t xml:space="preserve"> = </w:t>
-      </w:r>
-      <w:proofErr w:type="spellStart"/>
-      <w:r>
-        <w:t>HomeElo_pre</w:t>
-      </w:r>
-      <w:proofErr w:type="spellEnd"/>
-      <w:r>
-        <w:t xml:space="preserve"> − </w:t>
-      </w:r>
-      <w:proofErr w:type="spellStart"/>
-      <w:r>
-        <w:t>AwayElo_pre</w:t>
-      </w:r>
-      <w:proofErr w:type="spellEnd"/>
-      <w:r>
-        <w:t xml:space="preserve">, which directly captures a pregame strength gap that is conceptually aligned with Spread prediction. Elo is also respected in applied work because it often performs competitively as a baseline model, can be combined with richer box-score features without overfitting, and supports transparent interpretation (e.g., larger Elo differences correspond to stronger expected performance). When Elo was not available for a given game, we retained the observation and left Elo fields missing rather than deleting the game, ensuring that Elo coverage did not determine which games entered the modeling sample. </w:t>
-      </w:r>
-    </w:p>
-    <w:p>
-      <w:pPr>
-        <w:ind w:left="-15" w:firstLine="720"/>
-      </w:pPr>
-      <w:r>
-        <w:t xml:space="preserve">To ensure the dataset reflects the competitive context relevant to our prediction task, we restricted the final dataset to regular-season games only, excluding both preseason and playoff contests. Preseason games were removed because they do not reflect typical regular-season incentives or usage patterns: starters often play limited minutes to reduce injury risk, and teams frequently allocate substantial minutes to end-of-bench or two-way players, making preseason outcomes a poor representation of true team performance. Playoff games were excluded because the playoff environment is structurally different and selectively includes only the top eight teams in each conference; rotations shorten and matchup-specific strategy intensifies, producing a distribution and incentive structure that does not match the regular-season games we are forecasting. </w:t>
-      </w:r>
-    </w:p>
-    <w:p/>
-    <w:p>
-      <w:pPr>
-        <w:pBdr>
-          <w:bottom w:val="single" w:sz="4" w:space="1" w:color="auto"/>
-        </w:pBdr>
-        <w:ind w:left="10" w:hanging="10"/>
+      </w:pPr>
+      <w:r>
         <w:rPr>
           <w:b/>
           <w:bCs/>
           <w:sz w:val="26"/>
           <w:szCs w:val="26"/>
         </w:rPr>
-      </w:pPr>
-      <w:r>
+        <w:t>Baseline Model</w:t>
+      </w:r>
+    </w:p>
+    <w:p>
+      <w:pPr>
+        <w:spacing w:line="276" w:lineRule="auto"/>
+      </w:pPr>
+      <w:r>
+        <w:t xml:space="preserve">The naive baseline we used was the average margin for the home team minus the average margin for the away team, divided by 2. We chose this method to simply estimate team strengths and to have an error value to improve upon. Analysis of this naive approach over the selected </w:t>
+      </w:r>
+      <w:r>
+        <w:t>period</w:t>
+      </w:r>
+      <w:r>
+        <w:t xml:space="preserve"> showed a CV MAE of 11.8681 and a test MAE of 12.436.</w:t>
+      </w:r>
+    </w:p>
+    <w:p>
+      <w:pPr>
+        <w:spacing w:line="276" w:lineRule="auto"/>
+      </w:pPr>
+    </w:p>
+    <w:p>
+      <w:pPr>
+        <w:spacing w:line="276" w:lineRule="auto"/>
+      </w:pPr>
+      <w:r>
+        <w:t xml:space="preserve">The base features that we ultimately selected were </w:t>
+      </w:r>
+      <w:proofErr w:type="spellStart"/>
+      <w:r>
+        <w:t>elo_diff</w:t>
+      </w:r>
+      <w:proofErr w:type="spellEnd"/>
+      <w:r>
+        <w:t xml:space="preserve">, </w:t>
+      </w:r>
+      <w:proofErr w:type="spellStart"/>
+      <w:r>
+        <w:t>netrating_diff</w:t>
+      </w:r>
+      <w:proofErr w:type="spellEnd"/>
+      <w:r>
+        <w:t xml:space="preserve">, </w:t>
+      </w:r>
+      <w:proofErr w:type="spellStart"/>
+      <w:r>
+        <w:t>offRating_diff</w:t>
+      </w:r>
+      <w:proofErr w:type="spellEnd"/>
+      <w:r>
+        <w:t xml:space="preserve">, </w:t>
+      </w:r>
+      <w:proofErr w:type="spellStart"/>
+      <w:r>
+        <w:t>defRating_diff</w:t>
+      </w:r>
+      <w:proofErr w:type="spellEnd"/>
+      <w:r>
+        <w:t xml:space="preserve">, </w:t>
+      </w:r>
+      <w:proofErr w:type="spellStart"/>
+      <w:r>
+        <w:t>pace_diff</w:t>
+      </w:r>
+      <w:proofErr w:type="spellEnd"/>
+      <w:r>
+        <w:t xml:space="preserve">, diff_last5_margin, </w:t>
+      </w:r>
+      <w:proofErr w:type="spellStart"/>
+      <w:r>
+        <w:t>rest_diff</w:t>
+      </w:r>
+      <w:proofErr w:type="spellEnd"/>
+      <w:r>
+        <w:t>, and home indicator. We felt that this would present us with a good baseline of relative team strength, recent form, and scheduling factors like location and fatigue from little rest. Additionally, pace was included, as teams that play faster will exaggerate their advantage or disadvantage in the final spread through more possessions. We ran a linear regression with those eight base features with the same split and got a CV MAE of 11.2246 and a test MAE of 14.3503 (features became stale very quickly).</w:t>
+      </w:r>
+    </w:p>
+    <w:p>
+      <w:pPr>
+        <w:spacing w:line="276" w:lineRule="auto"/>
+      </w:pPr>
+    </w:p>
+    <w:p>
+      <w:pPr>
+        <w:pBdr>
+          <w:bottom w:val="single" w:sz="6" w:space="1" w:color="auto"/>
+        </w:pBdr>
+        <w:spacing w:line="276" w:lineRule="auto"/>
         <w:rPr>
           <w:b/>
           <w:bCs/>
           <w:sz w:val="26"/>
           <w:szCs w:val="26"/>
         </w:rPr>
-        <w:lastRenderedPageBreak/>
-        <w:t>Construction of the Game-Level Dataset</w:t>
-      </w:r>
-    </w:p>
-    <w:p>
-      <w:pPr>
-        <w:spacing w:before="240"/>
-        <w:ind w:left="-15" w:firstLine="735"/>
-      </w:pPr>
-      <w:r>
-        <w:t xml:space="preserve">The </w:t>
-      </w:r>
-      <w:proofErr w:type="spellStart"/>
-      <w:r>
-        <w:t>TeamStatistics</w:t>
-      </w:r>
-      <w:proofErr w:type="spellEnd"/>
-      <w:r>
-        <w:t xml:space="preserve"> source is recorded at the team-game level, so each contest appears twice—once for each team. To create a modeling dataset with a single observation per game, we reshaped the data into a home–away paired format. Concretely, we separated home-team rows from away-team rows using the home indicator, renamed all box-score columns with Home_ and </w:t>
-      </w:r>
-      <w:proofErr w:type="gramStart"/>
-      <w:r>
-        <w:t>Away</w:t>
-      </w:r>
-      <w:proofErr w:type="gramEnd"/>
-      <w:r>
-        <w:t xml:space="preserve">_ prefixes, and then merged the two records for each game using the game identifier. This produced a game-level table in which both teams’ statistics are aligned within the same row, enabling direct construction of matchup predictors such as home–away differences. </w:t>
-      </w:r>
-    </w:p>
-    <w:p>
-      <w:pPr>
-        <w:ind w:left="-15" w:firstLine="720"/>
-      </w:pPr>
-    </w:p>
-    <w:p>
-      <w:pPr>
-        <w:pBdr>
-          <w:bottom w:val="single" w:sz="4" w:space="1" w:color="auto"/>
-        </w:pBdr>
-        <w:ind w:left="10" w:hanging="10"/>
+      </w:pPr>
+      <w:r>
         <w:rPr>
           <w:b/>
           <w:bCs/>
           <w:sz w:val="26"/>
           <w:szCs w:val="26"/>
         </w:rPr>
-      </w:pPr>
-      <w:r>
-        <w:rPr>
-          <w:b/>
-          <w:bCs/>
-          <w:sz w:val="26"/>
-          <w:szCs w:val="26"/>
-        </w:rPr>
-        <w:t>Definition of Outcome Variables</w:t>
-      </w:r>
-    </w:p>
-    <w:p>
-      <w:pPr>
-        <w:spacing w:before="240"/>
-        <w:ind w:left="-15" w:firstLine="720"/>
-      </w:pPr>
-      <w:r>
-        <w:t xml:space="preserve">From the aligned box-score totals, we computed the three outcomes required for the project. Spread captures the score differential between teams, Total represents combined points scored, and </w:t>
-      </w:r>
-      <w:proofErr w:type="spellStart"/>
-      <w:r>
-        <w:t>TotalOREB</w:t>
-      </w:r>
-      <w:proofErr w:type="spellEnd"/>
-      <w:r>
-        <w:t xml:space="preserve"> represents combined offensive rebounds: </w:t>
-      </w:r>
-    </w:p>
-    <w:p>
-      <w:pPr>
-        <w:spacing w:line="259" w:lineRule="auto"/>
-        <w:ind w:left="19"/>
-        <w:jc w:val="center"/>
-      </w:pPr>
-      <w:r>
-        <w:rPr>
-          <w:rFonts w:ascii="Cambria Math" w:eastAsia="Cambria Math" w:hAnsi="Cambria Math" w:cs="Cambria Math"/>
-        </w:rPr>
-        <w:t>𝑆𝑝𝑟𝑒𝑎𝑑 = 𝐻𝑜𝑚𝑒𝑃𝑇𝑆 − 𝐴𝑤𝑎𝑦𝑃𝑇𝑆</w:t>
-      </w:r>
-      <w:r>
-        <w:rPr>
-          <w:sz w:val="37"/>
-          <w:vertAlign w:val="superscript"/>
-        </w:rPr>
-        <w:t xml:space="preserve"> </w:t>
-      </w:r>
-    </w:p>
-    <w:p>
-      <w:pPr>
-        <w:spacing w:line="259" w:lineRule="auto"/>
-        <w:ind w:left="19"/>
-        <w:jc w:val="center"/>
-      </w:pPr>
-      <w:r>
-        <w:rPr>
-          <w:rFonts w:ascii="Cambria Math" w:eastAsia="Cambria Math" w:hAnsi="Cambria Math" w:cs="Cambria Math"/>
-        </w:rPr>
-        <w:t>𝑇𝑜𝑡𝑎𝑙 = 𝐻𝑜𝑚𝑒𝑃𝑇𝑆 + 𝐴𝑤𝑎𝑦𝑃𝑇𝑆</w:t>
-      </w:r>
-      <w:r>
-        <w:rPr>
-          <w:sz w:val="37"/>
-          <w:vertAlign w:val="superscript"/>
-        </w:rPr>
-        <w:t xml:space="preserve"> </w:t>
-      </w:r>
-    </w:p>
-    <w:p>
-      <w:pPr>
-        <w:spacing w:line="259" w:lineRule="auto"/>
-        <w:ind w:left="19"/>
-        <w:jc w:val="center"/>
-      </w:pPr>
-      <w:r>
-        <w:rPr>
-          <w:rFonts w:ascii="Cambria Math" w:eastAsia="Cambria Math" w:hAnsi="Cambria Math" w:cs="Cambria Math"/>
-        </w:rPr>
-        <w:t>𝑇𝑜𝑡𝑎𝑙𝑂𝑅𝐸𝐵 = 𝐻𝑜𝑚𝑒𝑂𝑅𝐸𝐵 + 𝐴𝑤𝑎𝑦𝑂𝑅𝐸𝐵</w:t>
-      </w:r>
-      <w:r>
-        <w:rPr>
-          <w:sz w:val="37"/>
-          <w:vertAlign w:val="superscript"/>
-        </w:rPr>
-        <w:t xml:space="preserve"> </w:t>
-      </w:r>
-    </w:p>
-    <w:p>
-      <w:pPr>
-        <w:spacing w:line="259" w:lineRule="auto"/>
-        <w:ind w:left="-5"/>
-      </w:pPr>
-      <w:r>
-        <w:t xml:space="preserve">These variables are stored in MasterDataset.csv as Spread, Total, and </w:t>
-      </w:r>
-      <w:proofErr w:type="spellStart"/>
-      <w:r>
-        <w:t>TotalOREB</w:t>
-      </w:r>
-      <w:proofErr w:type="spellEnd"/>
-      <w:r>
-        <w:t xml:space="preserve">. </w:t>
-      </w:r>
-    </w:p>
-    <w:p>
-      <w:pPr>
-        <w:ind w:left="-5"/>
-      </w:pPr>
-      <w:r>
-        <w:t xml:space="preserve"> </w:t>
-      </w:r>
-      <w:r>
-        <w:tab/>
-      </w:r>
-    </w:p>
-    <w:p>
-      <w:pPr>
-        <w:pBdr>
-          <w:bottom w:val="single" w:sz="4" w:space="1" w:color="auto"/>
-        </w:pBdr>
-        <w:ind w:left="-5"/>
-        <w:rPr>
-          <w:b/>
-          <w:bCs/>
-          <w:sz w:val="26"/>
-          <w:szCs w:val="26"/>
-        </w:rPr>
-      </w:pPr>
-      <w:r>
-        <w:rPr>
-          <w:b/>
-          <w:bCs/>
-          <w:sz w:val="26"/>
-          <w:szCs w:val="26"/>
-        </w:rPr>
-        <w:t>Feature Engineering</w:t>
-      </w:r>
-    </w:p>
-    <w:p>
-      <w:pPr>
-        <w:spacing w:before="240"/>
-        <w:ind w:left="-5" w:firstLine="725"/>
-      </w:pPr>
-      <w:r>
-        <w:t xml:space="preserve">To support prediction of all three outcomes, we augmented the raw home and away box-score fields with a set of engineered predictors that summarize efficiency, tempo, scheduling, and recent form. First, for many paired statistics we constructed difference features of the form </w:t>
-      </w:r>
-      <w:proofErr w:type="spellStart"/>
-      <w:r>
-        <w:t>diff_X</w:t>
-      </w:r>
-      <w:proofErr w:type="spellEnd"/>
-      <w:r>
-        <w:t xml:space="preserve"> = </w:t>
-      </w:r>
-      <w:proofErr w:type="spellStart"/>
-      <w:r>
-        <w:t>Home_X</w:t>
-      </w:r>
-      <w:proofErr w:type="spellEnd"/>
-      <w:r>
-        <w:t xml:space="preserve"> − </w:t>
-      </w:r>
-      <w:proofErr w:type="spellStart"/>
-      <w:r>
-        <w:t>Away_X</w:t>
-      </w:r>
-      <w:proofErr w:type="spellEnd"/>
-      <w:r>
-        <w:t xml:space="preserve">, which are especially relevant for Spread because they quantify relative advantages (e.g., turnover differential, rebound differential, shooting differential). Secondly, we derived standard shooting efficiency measures from box-score components. Effective field-goal percentage and true shooting percentage were computed as:  </w:t>
-      </w:r>
-    </w:p>
-    <w:p>
-      <w:pPr>
-        <w:spacing w:line="259" w:lineRule="auto"/>
-        <w:ind w:left="19"/>
-        <w:jc w:val="center"/>
-      </w:pPr>
-      <w:r>
-        <w:rPr>
-          <w:rFonts w:ascii="Cambria Math" w:eastAsia="Cambria Math" w:hAnsi="Cambria Math" w:cs="Cambria Math"/>
-        </w:rPr>
-        <w:t>𝑒𝐹𝐺 = (𝐹𝐺𝑀 + 0. 5 ⋅ 3𝑃𝑀)/𝐹𝐺𝐴</w:t>
-      </w:r>
-      <w:r>
-        <w:rPr>
-          <w:sz w:val="37"/>
-          <w:vertAlign w:val="superscript"/>
-        </w:rPr>
-        <w:t xml:space="preserve"> </w:t>
-      </w:r>
-    </w:p>
-    <w:p>
-      <w:pPr>
-        <w:spacing w:line="259" w:lineRule="auto"/>
-        <w:ind w:left="19"/>
-        <w:jc w:val="center"/>
-      </w:pPr>
-      <w:r>
-        <w:rPr>
-          <w:rFonts w:ascii="Cambria Math" w:eastAsia="Cambria Math" w:hAnsi="Cambria Math" w:cs="Cambria Math"/>
-        </w:rPr>
-        <w:t>𝑇𝑆 = 𝑃𝑇𝑆</w:t>
-      </w:r>
-      <w:r>
-        <w:rPr>
-          <w:rFonts w:ascii="Cambria Math" w:eastAsia="Cambria Math" w:hAnsi="Cambria Math" w:cs="Cambria Math"/>
-        </w:rPr>
-        <w:t>/ (</w:t>
-      </w:r>
-      <w:r>
-        <w:rPr>
-          <w:rFonts w:ascii="Cambria Math" w:eastAsia="Cambria Math" w:hAnsi="Cambria Math" w:cs="Cambria Math"/>
-        </w:rPr>
-        <w:t>2(𝐹𝐺𝐴 ⋅ 0. 44 ⋅ 𝐹𝑇𝐴)</w:t>
-      </w:r>
-      <w:r>
-        <w:rPr>
-          <w:sz w:val="37"/>
-          <w:vertAlign w:val="superscript"/>
-        </w:rPr>
-        <w:t xml:space="preserve"> </w:t>
-      </w:r>
-    </w:p>
-    <w:p>
-      <w:pPr>
-        <w:spacing w:after="392"/>
-        <w:ind w:left="-5"/>
-      </w:pPr>
-      <w:r>
-        <w:t xml:space="preserve">We also included rate-style features that normalize performance across games (e.g., three-point attempt rate </w:t>
-      </w:r>
-      <w:r>
-        <w:rPr>
-          <w:rFonts w:ascii="Cambria Math" w:eastAsia="Cambria Math" w:hAnsi="Cambria Math" w:cs="Cambria Math"/>
-        </w:rPr>
-        <w:t>3𝑃𝐴/𝐹𝐺𝐴</w:t>
-      </w:r>
-      <w:r>
-        <w:t xml:space="preserve">, free-throw rate </w:t>
-      </w:r>
-      <w:r>
-        <w:rPr>
-          <w:rFonts w:ascii="Cambria Math" w:eastAsia="Cambria Math" w:hAnsi="Cambria Math" w:cs="Cambria Math"/>
-        </w:rPr>
-        <w:t>𝐹𝑇𝐴/𝐹𝐺𝐴</w:t>
-      </w:r>
-      <w:r>
-        <w:t xml:space="preserve">, and turnover rate </w:t>
-      </w:r>
-    </w:p>
-    <w:p>
-      <w:pPr>
-        <w:spacing w:after="464" w:line="259" w:lineRule="auto"/>
-        <w:ind w:left="-5"/>
-      </w:pPr>
-      <w:r>
-        <w:rPr>
-          <w:rFonts w:ascii="Cambria Math" w:eastAsia="Cambria Math" w:hAnsi="Cambria Math" w:cs="Cambria Math"/>
-        </w:rPr>
-        <w:t>𝑇𝑂𝑉</w:t>
-      </w:r>
-      <w:r>
-        <w:rPr>
-          <w:rFonts w:ascii="Cambria Math" w:eastAsia="Cambria Math" w:hAnsi="Cambria Math" w:cs="Cambria Math"/>
-        </w:rPr>
-        <w:t>/ (</w:t>
-      </w:r>
-      <w:r>
-        <w:rPr>
-          <w:rFonts w:ascii="Cambria Math" w:eastAsia="Cambria Math" w:hAnsi="Cambria Math" w:cs="Cambria Math"/>
-        </w:rPr>
-        <w:t>𝐹𝐺𝐴 + 0. 44 ⋅ 𝐹𝑇𝐴 + 𝑇𝑂𝑉)</w:t>
-      </w:r>
-      <w:r>
-        <w:t xml:space="preserve">. Because the dataset includes both offensive and defensive </w:t>
-      </w:r>
-    </w:p>
-    <w:p>
-      <w:pPr>
-        <w:spacing w:after="268"/>
-        <w:ind w:left="-5"/>
-      </w:pPr>
-      <w:r>
-        <w:t xml:space="preserve">rebounds for each team, we additionally computed an offensive rebound rate proxy using opponent defensive rebounds: </w:t>
-      </w:r>
-      <w:r>
-        <w:rPr>
-          <w:rFonts w:ascii="Cambria Math" w:eastAsia="Cambria Math" w:hAnsi="Cambria Math" w:cs="Cambria Math"/>
-        </w:rPr>
-        <w:t>𝑂𝑅𝐸𝐵_𝑟𝑎𝑡𝑒 = 𝑂𝑅𝐸𝐵</w:t>
-      </w:r>
-      <w:r>
-        <w:rPr>
-          <w:rFonts w:ascii="Cambria Math" w:eastAsia="Cambria Math" w:hAnsi="Cambria Math" w:cs="Cambria Math"/>
-        </w:rPr>
-        <w:t>/ (</w:t>
-      </w:r>
-      <w:r>
-        <w:rPr>
-          <w:rFonts w:ascii="Cambria Math" w:eastAsia="Cambria Math" w:hAnsi="Cambria Math" w:cs="Cambria Math"/>
-        </w:rPr>
-        <w:t>𝑂𝑅𝐸𝐵 + 𝑂𝑝𝑝𝐷𝑅𝐸𝐵)</w:t>
-      </w:r>
-      <w:r>
-        <w:t xml:space="preserve">. Third, because </w:t>
-      </w:r>
-    </w:p>
-    <w:p>
-      <w:pPr>
-        <w:spacing w:after="301"/>
-        <w:ind w:left="-5" w:right="264"/>
-      </w:pPr>
-      <w:r>
-        <w:t xml:space="preserve">Total scoring is strongly influenced by </w:t>
-      </w:r>
-      <w:r>
-        <w:t>tempo;</w:t>
-      </w:r>
-      <w:r>
-        <w:t xml:space="preserve"> we estimated possessions as a pace proxy: </w:t>
-      </w:r>
-      <w:r>
-        <w:rPr>
-          <w:rFonts w:ascii="Cambria Math" w:eastAsia="Cambria Math" w:hAnsi="Cambria Math" w:cs="Cambria Math"/>
-        </w:rPr>
-        <w:t>𝑃𝑜𝑠𝑠 ≈ 𝐹𝐺𝐴 − 𝑂𝑅𝐸𝐵 + 𝑇𝑂𝑉 + 0. 44</w:t>
-      </w:r>
-      <w:r>
-        <w:t xml:space="preserve"> </w:t>
-      </w:r>
-      <w:r>
-        <w:rPr>
-          <w:rFonts w:ascii="Cambria Math" w:eastAsia="Cambria Math" w:hAnsi="Cambria Math" w:cs="Cambria Math"/>
-        </w:rPr>
-        <w:t>⋅</w:t>
-      </w:r>
-      <w:r>
-        <w:t xml:space="preserve"> FTA, and retained home, away, and game-level summaries (</w:t>
-      </w:r>
-      <w:proofErr w:type="spellStart"/>
-      <w:r>
-        <w:t>Home_poss</w:t>
-      </w:r>
-      <w:proofErr w:type="spellEnd"/>
-      <w:r>
-        <w:t xml:space="preserve">, </w:t>
-      </w:r>
-      <w:proofErr w:type="spellStart"/>
-      <w:proofErr w:type="gramStart"/>
-      <w:r>
-        <w:t>Away</w:t>
-      </w:r>
-      <w:proofErr w:type="gramEnd"/>
-      <w:r>
-        <w:t>_poss</w:t>
-      </w:r>
-      <w:proofErr w:type="spellEnd"/>
-      <w:r>
-        <w:t xml:space="preserve">, </w:t>
-      </w:r>
-      <w:proofErr w:type="spellStart"/>
-      <w:r>
-        <w:t>poss_avg</w:t>
-      </w:r>
-      <w:proofErr w:type="spellEnd"/>
-      <w:r>
-        <w:t xml:space="preserve">, </w:t>
-      </w:r>
-      <w:proofErr w:type="spellStart"/>
-      <w:r>
-        <w:t>poss_diff</w:t>
-      </w:r>
-      <w:proofErr w:type="spellEnd"/>
-      <w:r>
-        <w:t>). Lastly, we added scheduling context through rest and back-to-back indicators computed from each team’s prior game date (</w:t>
-      </w:r>
-      <w:proofErr w:type="spellStart"/>
-      <w:r>
-        <w:t>Home_rest_days</w:t>
-      </w:r>
-      <w:proofErr w:type="spellEnd"/>
-      <w:r>
-        <w:t xml:space="preserve">, </w:t>
-      </w:r>
-      <w:proofErr w:type="spellStart"/>
-      <w:proofErr w:type="gramStart"/>
-      <w:r>
-        <w:t>Away</w:t>
-      </w:r>
-      <w:proofErr w:type="gramEnd"/>
-      <w:r>
-        <w:t>_rest_days</w:t>
-      </w:r>
-      <w:proofErr w:type="spellEnd"/>
-      <w:r>
-        <w:t xml:space="preserve">, and back-to-back flags), along with a rest differential. Finally, to capture “form” while avoiding look-ahead bias, we created lagged rolling averages over recent games (5- and 10-game windows) for points scored, points allowed, and margin, and included the corresponding home–away differences. </w:t>
-      </w:r>
-    </w:p>
-    <w:p>
-      <w:pPr>
-        <w:spacing w:after="114" w:line="259" w:lineRule="auto"/>
-      </w:pPr>
-      <w:r>
-        <w:t xml:space="preserve"> </w:t>
-      </w:r>
-    </w:p>
-    <w:p>
-      <w:pPr>
-        <w:spacing w:after="114" w:line="259" w:lineRule="auto"/>
-      </w:pPr>
-      <w:r>
-        <w:lastRenderedPageBreak/>
-        <w:t xml:space="preserve"> </w:t>
-      </w:r>
-    </w:p>
-    <w:p>
-      <w:pPr>
-        <w:spacing w:after="114" w:line="259" w:lineRule="auto"/>
-      </w:pPr>
-      <w:r>
-        <w:t xml:space="preserve"> </w:t>
-      </w:r>
-    </w:p>
-    <w:p>
-      <w:pPr>
-        <w:spacing w:after="114" w:line="259" w:lineRule="auto"/>
-      </w:pPr>
-      <w:r>
-        <w:t xml:space="preserve"> </w:t>
-      </w:r>
-    </w:p>
-    <w:p>
-      <w:pPr>
-        <w:spacing w:after="114" w:line="259" w:lineRule="auto"/>
-        <w:ind w:left="720"/>
-      </w:pPr>
-      <w:r>
-        <w:t xml:space="preserve"> </w:t>
-      </w:r>
-    </w:p>
-    <w:p>
-      <w:pPr>
-        <w:spacing w:after="114"/>
-        <w:jc w:val="center"/>
-      </w:pPr>
-      <w:r>
-        <w:rPr>
-          <w:b/>
-          <w:bCs/>
-          <w:color w:val="000000" w:themeColor="text1"/>
-          <w:sz w:val="32"/>
-          <w:szCs w:val="32"/>
-        </w:rPr>
-        <w:t>Spread Methodology</w:t>
-      </w:r>
-    </w:p>
-    <w:p>
-      <w:pPr>
-        <w:spacing w:after="114"/>
-        <w:jc w:val="center"/>
-      </w:pPr>
-    </w:p>
-    <w:p>
-      <w:pPr>
-        <w:pBdr>
-          <w:bottom w:val="single" w:sz="6" w:space="1" w:color="auto"/>
-        </w:pBdr>
-        <w:rPr>
-          <w:b/>
-          <w:bCs/>
-          <w:sz w:val="26"/>
-          <w:szCs w:val="26"/>
-        </w:rPr>
-      </w:pPr>
-      <w:r>
-        <w:rPr>
-          <w:b/>
-          <w:bCs/>
-          <w:sz w:val="26"/>
-          <w:szCs w:val="26"/>
-        </w:rPr>
-        <w:t>Overview &amp; Approach</w:t>
-      </w:r>
-    </w:p>
-    <w:p>
-      <w:r>
-        <w:t xml:space="preserve">For all spread analysis, we chose to start our training and testing periods at the beginning of the master dataset (10/19/2021). We knew that we wanted to remove all observations before the bubble because we identified that the fast-paced evolution of the NBA would cause prior data to not be as accurate for predicting the style and officiating of today's game. Stats from the </w:t>
-      </w:r>
-      <w:r>
-        <w:t>dead ball</w:t>
-      </w:r>
-      <w:r>
-        <w:t xml:space="preserve"> era, for example, could cause systematic low spread values because of the slower pace of play and the totals from that time. Models were tested on a 5-fold CV to tune parameters and hyperparameters without lookahead bias and a held-out test set of January 14th - February 19th, with features frozen to January 14th values to mimic the final prediction requirements. </w:t>
+        <w:t>Feature Selection</w:t>
       </w:r>
     </w:p>
     <w:p>
       <w:pPr>
         <w:spacing w:line="276" w:lineRule="auto"/>
-        <w:rPr>
-          <w:b/>
-          <w:bCs/>
-        </w:rPr>
-      </w:pPr>
-    </w:p>
-    <w:p>
-      <w:pPr>
-        <w:pBdr>
-          <w:bottom w:val="single" w:sz="6" w:space="1" w:color="auto"/>
-        </w:pBdr>
-        <w:spacing w:line="276" w:lineRule="auto"/>
-        <w:rPr>
-          <w:b/>
-          <w:bCs/>
-          <w:sz w:val="26"/>
-          <w:szCs w:val="26"/>
-        </w:rPr>
-      </w:pPr>
-      <w:r>
-        <w:rPr>
-          <w:b/>
-          <w:bCs/>
-          <w:sz w:val="26"/>
-          <w:szCs w:val="26"/>
-        </w:rPr>
-        <w:t>Baseline Model</w:t>
-      </w:r>
-    </w:p>
-    <w:p>
-      <w:pPr>
-        <w:spacing w:line="276" w:lineRule="auto"/>
-      </w:pPr>
-      <w:r>
-        <w:t xml:space="preserve">The naive baseline we used was the average margin for the home team minus the average margin for the away team, divided by 2. We chose this method to simply estimate team strengths and to have an error value to improve upon. Analysis of this naive approach over the selected </w:t>
-      </w:r>
-      <w:r>
-        <w:t>period</w:t>
-      </w:r>
-      <w:r>
-        <w:t xml:space="preserve"> showed a CV MAE of 11.8681 and a test MAE of 12.436.</w:t>
-      </w:r>
-    </w:p>
-    <w:p>
-      <w:pPr>
-        <w:spacing w:line="276" w:lineRule="auto"/>
-      </w:pPr>
-    </w:p>
-    <w:p>
-      <w:pPr>
-        <w:spacing w:line="276" w:lineRule="auto"/>
-      </w:pPr>
-      <w:r>
-        <w:t xml:space="preserve">The base features that we ultimately selected were </w:t>
-      </w:r>
-      <w:proofErr w:type="spellStart"/>
-      <w:r>
-        <w:t>elo_diff</w:t>
-      </w:r>
-      <w:proofErr w:type="spellEnd"/>
-      <w:r>
-        <w:t xml:space="preserve">, </w:t>
-      </w:r>
-      <w:proofErr w:type="spellStart"/>
-      <w:r>
-        <w:t>netrating_diff</w:t>
-      </w:r>
-      <w:proofErr w:type="spellEnd"/>
-      <w:r>
-        <w:t xml:space="preserve">, </w:t>
-      </w:r>
-      <w:proofErr w:type="spellStart"/>
-      <w:r>
-        <w:t>offRating_diff</w:t>
-      </w:r>
-      <w:proofErr w:type="spellEnd"/>
-      <w:r>
-        <w:t xml:space="preserve">, </w:t>
-      </w:r>
-      <w:proofErr w:type="spellStart"/>
-      <w:r>
-        <w:t>defRating_diff</w:t>
-      </w:r>
-      <w:proofErr w:type="spellEnd"/>
-      <w:r>
-        <w:t xml:space="preserve">, </w:t>
-      </w:r>
-      <w:proofErr w:type="spellStart"/>
-      <w:r>
-        <w:t>pace_diff</w:t>
-      </w:r>
-      <w:proofErr w:type="spellEnd"/>
-      <w:r>
-        <w:t xml:space="preserve">, diff_last5_margin, </w:t>
-      </w:r>
-      <w:proofErr w:type="spellStart"/>
-      <w:r>
-        <w:t>rest_diff</w:t>
-      </w:r>
-      <w:proofErr w:type="spellEnd"/>
-      <w:r>
-        <w:t>, and home indicator. We felt that this would present us with a good baseline of relative team strength, recent form, and scheduling factors like location and fatigue from little rest. Additionally, pace was included, as teams that play faster will exaggerate their advantage or disadvantage in the final spread through more possessions. We ran a linear regression with those eight base features with the same split and got a CV MAE of 11.2246 and a test MAE of 14.3503 (features became stale very quickly).</w:t>
-      </w:r>
-    </w:p>
-    <w:p>
-      <w:pPr>
-        <w:spacing w:line="276" w:lineRule="auto"/>
-      </w:pPr>
-    </w:p>
-    <w:p>
-      <w:pPr>
-        <w:pBdr>
-          <w:bottom w:val="single" w:sz="6" w:space="1" w:color="auto"/>
-        </w:pBdr>
-        <w:spacing w:line="276" w:lineRule="auto"/>
-        <w:rPr>
-          <w:b/>
-          <w:bCs/>
-          <w:sz w:val="26"/>
-          <w:szCs w:val="26"/>
-        </w:rPr>
-      </w:pPr>
-      <w:r>
-        <w:rPr>
-          <w:b/>
-          <w:bCs/>
-          <w:sz w:val="26"/>
-          <w:szCs w:val="26"/>
-        </w:rPr>
-        <w:t>Feature Selection</w:t>
-      </w:r>
-    </w:p>
-    <w:p>
-      <w:pPr>
-        <w:spacing w:line="276" w:lineRule="auto"/>
       </w:pPr>
       <w:r>
         <w:t xml:space="preserve">Since we were predicting future games, all features chosen for modeling would have to be available prior to tip-off. Features were selected to </w:t>
       </w:r>
-      <w:proofErr w:type="gramStart"/>
-      <w:r>
-        <w:t>take into account</w:t>
-      </w:r>
-      <w:proofErr w:type="gramEnd"/>
+      <w:r>
+        <w:t>consider</w:t>
+      </w:r>
       <w:r>
         <w:t xml:space="preserve"> a team's form, scheduling factors, and historical performance to generate a final spread value.</w:t>
       </w:r>
@@ -1534,7 +1634,6 @@
           <w:b/>
           <w:bCs/>
         </w:rPr>
-        <w:lastRenderedPageBreak/>
         <w:t>Schedule/context features:</w:t>
       </w:r>
       <w:r>
@@ -1690,6 +1789,7 @@
           <w:b/>
           <w:bCs/>
         </w:rPr>
+        <w:lastRenderedPageBreak/>
         <w:t xml:space="preserve">Matchup Type Interaction terms: </w:t>
       </w:r>
       <w:r>
@@ -2124,31 +2224,31 @@
         <w:spacing w:after="340" w:line="276" w:lineRule="auto"/>
       </w:pPr>
       <w:r>
+        <w:t>Ridge Regression: Test MAE = 11.5082 with alpha = 1. We ran a sweep of 0.01, 0.03, 0.1, 0.3, 1, 3, 10, 30, 100 - no substantial MAE improvement was found, so we kept an alpha of 1.</w:t>
+      </w:r>
+    </w:p>
+    <w:p>
+      <w:pPr>
+        <w:spacing w:after="340" w:line="276" w:lineRule="auto"/>
+      </w:pPr>
+      <w:r>
+        <w:t xml:space="preserve">We then began using gradient boosting and </w:t>
+      </w:r>
+      <w:proofErr w:type="spellStart"/>
+      <w:r>
+        <w:t>XGBoost</w:t>
+      </w:r>
+      <w:proofErr w:type="spellEnd"/>
+      <w:r>
+        <w:t xml:space="preserve"> to test whether nonlinear relationships and higher-order interactions in the feature set could improve prediction beyond a linear baseline like ridge regression.</w:t>
+      </w:r>
+    </w:p>
+    <w:p>
+      <w:pPr>
+        <w:spacing w:after="340" w:line="276" w:lineRule="auto"/>
+      </w:pPr>
+      <w:r>
         <w:lastRenderedPageBreak/>
-        <w:t>Ridge Regression: Test MAE = 11.5082 with alpha = 1. We ran a sweep of 0.01, 0.03, 0.1, 0.3, 1, 3, 10, 30, 100 - no substantial MAE improvement was found, so we kept an alpha of 1.</w:t>
-      </w:r>
-    </w:p>
-    <w:p>
-      <w:pPr>
-        <w:spacing w:after="340" w:line="276" w:lineRule="auto"/>
-      </w:pPr>
-      <w:r>
-        <w:t xml:space="preserve">We then began using gradient boosting and </w:t>
-      </w:r>
-      <w:proofErr w:type="spellStart"/>
-      <w:r>
-        <w:t>XGBoost</w:t>
-      </w:r>
-      <w:proofErr w:type="spellEnd"/>
-      <w:r>
-        <w:t xml:space="preserve"> to test whether nonlinear relationships and higher-order interactions in the feature set could improve prediction beyond a linear baseline like ridge regression.</w:t>
-      </w:r>
-    </w:p>
-    <w:p>
-      <w:pPr>
-        <w:spacing w:after="340" w:line="276" w:lineRule="auto"/>
-      </w:pPr>
-      <w:r>
         <w:t xml:space="preserve">After running a hyperparameter sweep, the result was an </w:t>
       </w:r>
       <w:proofErr w:type="spellStart"/>
@@ -3377,7 +3477,6 @@
         <w:spacing w:before="240" w:after="240" w:line="276" w:lineRule="auto"/>
       </w:pPr>
       <w:r>
-        <w:lastRenderedPageBreak/>
         <w:t>subsample: 0.55, 0.65, 0.80</w:t>
       </w:r>
     </w:p>
@@ -3468,6 +3567,7 @@
       </w:pPr>
       <w:proofErr w:type="spellStart"/>
       <w:r>
+        <w:lastRenderedPageBreak/>
         <w:t>min_child_weight</w:t>
       </w:r>
       <w:proofErr w:type="spellEnd"/>
@@ -5161,7 +5261,6 @@
         <w:spacing w:before="240" w:after="240" w:line="276" w:lineRule="auto"/>
       </w:pPr>
       <w:r>
-        <w:lastRenderedPageBreak/>
         <w:t>One important choice was keeping the tree depth very shallow (</w:t>
       </w:r>
       <w:proofErr w:type="spellStart"/>
@@ -5201,6 +5300,7 @@
         <w:spacing w:before="240" w:after="240" w:line="276" w:lineRule="auto"/>
       </w:pPr>
       <w:r>
+        <w:lastRenderedPageBreak/>
         <w:t xml:space="preserve">For each scheduled game from March 14 to April 12, 2026, the spread prediction is generated with an </w:t>
       </w:r>
       <w:proofErr w:type="spellStart"/>
@@ -9248,11 +9348,9 @@
       <w:r>
         <w:t xml:space="preserve">For </w:t>
       </w:r>
-      <w:proofErr w:type="gramStart"/>
-      <w:r>
-        <w:t>all of</w:t>
-      </w:r>
-      <w:proofErr w:type="gramEnd"/>
+      <w:r>
+        <w:t>all</w:t>
+      </w:r>
       <w:r>
         <w:t xml:space="preserve"> the linear-style models, we used a pipeline with median imputation for missing values and standardization before fitting the model. The median imputer was important because early-season games do not have full rolling histories yet, so some lagged features are missing at the start of a season.</w:t>
       </w:r>
@@ -11163,35 +11261,6 @@
       <w:r>
         <w:t>. We rounded the predicted OREB values to the nearest tenth and wrote them back into the OREB column of the prediction file. In this way, the final predictions came from the same model and same feature definitions that were used in the historical testing stage. Overall, we think the final ridge regression model was the best choice for OREB because it clearly beat the baseline, slightly outperformed the other candidate models, used only realistic pregame information, and was simple enough to explain clearly.</w:t>
       </w:r>
-    </w:p>
-    <w:p>
-      <w:pPr>
-        <w:spacing w:line="276" w:lineRule="auto"/>
-      </w:pPr>
-    </w:p>
-    <w:p>
-      <w:pPr>
-        <w:spacing w:line="276" w:lineRule="auto"/>
-        <w:rPr>
-          <w:rFonts w:asciiTheme="majorBidi" w:hAnsiTheme="majorBidi" w:cstheme="majorBidi"/>
-        </w:rPr>
-      </w:pPr>
-    </w:p>
-    <w:p>
-      <w:pPr>
-        <w:spacing w:after="400" w:line="276" w:lineRule="auto"/>
-        <w:rPr>
-          <w:rFonts w:asciiTheme="majorBidi" w:hAnsiTheme="majorBidi" w:cstheme="majorBidi"/>
-        </w:rPr>
-      </w:pPr>
-    </w:p>
-    <w:p>
-      <w:pPr>
-        <w:spacing w:line="276" w:lineRule="auto"/>
-        <w:rPr>
-          <w:rFonts w:asciiTheme="majorBidi" w:hAnsiTheme="majorBidi" w:cstheme="majorBidi"/>
-        </w:rPr>
-      </w:pPr>
     </w:p>
     <w:sectPr>
       <w:pgSz w:w="12240" w:h="15840"/>

--- a/FinalFinalFinal.docx
+++ b/FinalFinalFinal.docx
@@ -188,6 +188,8 @@
         <w:spacing w:line="276" w:lineRule="auto"/>
         <w:jc w:val="center"/>
         <w:rPr>
+          <w:b/>
+          <w:bCs/>
           <w:color w:val="000000" w:themeColor="text1"/>
           <w:sz w:val="24"/>
           <w:szCs w:val="24"/>
@@ -195,46 +197,48 @@
       </w:pPr>
       <w:r>
         <w:rPr>
+          <w:b/>
+          <w:bCs/>
           <w:color w:val="000000" w:themeColor="text1"/>
           <w:sz w:val="24"/>
           <w:szCs w:val="24"/>
         </w:rPr>
-        <w:t>Jaso</w:t>
-      </w:r>
-      <w:r>
+        <w:t>Group 2</w:t>
+      </w:r>
+    </w:p>
+    <w:p>
+      <w:pPr>
+        <w:spacing w:line="276" w:lineRule="auto"/>
+        <w:jc w:val="center"/>
         <w:rPr>
           <w:color w:val="000000" w:themeColor="text1"/>
           <w:sz w:val="24"/>
           <w:szCs w:val="24"/>
         </w:rPr>
-        <w:t>n</w:t>
-      </w:r>
+      </w:pPr>
       <w:r>
         <w:rPr>
           <w:color w:val="000000" w:themeColor="text1"/>
           <w:sz w:val="24"/>
           <w:szCs w:val="24"/>
         </w:rPr>
-        <w:t xml:space="preserve"> Lee</w:t>
-      </w:r>
-    </w:p>
-    <w:p>
-      <w:pPr>
-        <w:spacing w:line="276" w:lineRule="auto"/>
-        <w:jc w:val="center"/>
+        <w:t>Jaso</w:t>
+      </w:r>
+      <w:r>
         <w:rPr>
           <w:color w:val="000000" w:themeColor="text1"/>
           <w:sz w:val="24"/>
           <w:szCs w:val="24"/>
         </w:rPr>
-      </w:pPr>
+        <w:t>n</w:t>
+      </w:r>
       <w:r>
         <w:rPr>
           <w:color w:val="000000" w:themeColor="text1"/>
           <w:sz w:val="24"/>
           <w:szCs w:val="24"/>
         </w:rPr>
-        <w:t>Ethan Yountz</w:t>
+        <w:t xml:space="preserve"> Lee</w:t>
       </w:r>
     </w:p>
     <w:p>
@@ -253,36 +257,37 @@
           <w:sz w:val="24"/>
           <w:szCs w:val="24"/>
         </w:rPr>
-        <w:t xml:space="preserve">Rujula </w:t>
-      </w:r>
-      <w:proofErr w:type="spellStart"/>
-      <w:r>
+        <w:t>Ethan Yountz</w:t>
+      </w:r>
+    </w:p>
+    <w:p>
+      <w:pPr>
+        <w:spacing w:line="276" w:lineRule="auto"/>
+        <w:jc w:val="center"/>
         <w:rPr>
           <w:color w:val="000000" w:themeColor="text1"/>
           <w:sz w:val="24"/>
           <w:szCs w:val="24"/>
         </w:rPr>
-        <w:t>Yete</w:t>
-      </w:r>
-      <w:proofErr w:type="spellEnd"/>
-    </w:p>
-    <w:p>
-      <w:pPr>
-        <w:jc w:val="center"/>
+      </w:pPr>
+      <w:r>
         <w:rPr>
           <w:color w:val="000000" w:themeColor="text1"/>
           <w:sz w:val="24"/>
           <w:szCs w:val="24"/>
         </w:rPr>
-      </w:pPr>
+        <w:t xml:space="preserve">Rujula </w:t>
+      </w:r>
+      <w:proofErr w:type="spellStart"/>
       <w:r>
         <w:rPr>
           <w:color w:val="000000" w:themeColor="text1"/>
           <w:sz w:val="24"/>
           <w:szCs w:val="24"/>
         </w:rPr>
-        <w:t>Olivia Liu</w:t>
-      </w:r>
+        <w:t>Yete</w:t>
+      </w:r>
+      <w:proofErr w:type="spellEnd"/>
     </w:p>
     <w:p>
       <w:pPr>
@@ -291,6 +296,7 @@
           <w:color w:val="000000" w:themeColor="text1"/>
           <w:sz w:val="24"/>
           <w:szCs w:val="24"/>
+          <w:lang w:val="sv-SE"/>
         </w:rPr>
       </w:pPr>
       <w:r>
@@ -298,6 +304,27 @@
           <w:color w:val="000000" w:themeColor="text1"/>
           <w:sz w:val="24"/>
           <w:szCs w:val="24"/>
+          <w:lang w:val="sv-SE"/>
+        </w:rPr>
+        <w:t>Olivia Liu</w:t>
+      </w:r>
+    </w:p>
+    <w:p>
+      <w:pPr>
+        <w:jc w:val="center"/>
+        <w:rPr>
+          <w:color w:val="000000" w:themeColor="text1"/>
+          <w:sz w:val="24"/>
+          <w:szCs w:val="24"/>
+          <w:lang w:val="sv-SE"/>
+        </w:rPr>
+      </w:pPr>
+      <w:r>
+        <w:rPr>
+          <w:color w:val="000000" w:themeColor="text1"/>
+          <w:sz w:val="24"/>
+          <w:szCs w:val="24"/>
+          <w:lang w:val="sv-SE"/>
         </w:rPr>
         <w:t>Seth Hall</w:t>
       </w:r>
@@ -311,6 +338,7 @@
           <w:color w:val="000000" w:themeColor="text1"/>
           <w:sz w:val="32"/>
           <w:szCs w:val="32"/>
+          <w:lang w:val="sv-SE"/>
         </w:rPr>
       </w:pPr>
     </w:p>
@@ -323,6 +351,7 @@
           <w:color w:val="000000" w:themeColor="text1"/>
           <w:sz w:val="32"/>
           <w:szCs w:val="32"/>
+          <w:lang w:val="sv-SE"/>
         </w:rPr>
       </w:pPr>
     </w:p>
@@ -333,6 +362,7 @@
           <w:color w:val="000000" w:themeColor="text1"/>
           <w:sz w:val="24"/>
           <w:szCs w:val="24"/>
+          <w:lang w:val="sv-SE"/>
         </w:rPr>
       </w:pPr>
       <w:r>
@@ -340,27 +370,49 @@
           <w:color w:val="000000" w:themeColor="text1"/>
           <w:sz w:val="24"/>
           <w:szCs w:val="24"/>
-        </w:rPr>
-        <w:t>STOR 538: Sports Analytics</w:t>
-      </w:r>
-    </w:p>
-    <w:p>
-      <w:pPr>
-        <w:jc w:val="center"/>
+          <w:lang w:val="sv-SE"/>
+        </w:rPr>
+        <w:t xml:space="preserve">STOR 538: Sports </w:t>
+      </w:r>
+      <w:proofErr w:type="spellStart"/>
+      <w:r>
         <w:rPr>
           <w:color w:val="000000" w:themeColor="text1"/>
           <w:sz w:val="24"/>
           <w:szCs w:val="24"/>
-        </w:rPr>
-      </w:pPr>
-      <w:r>
+          <w:lang w:val="sv-SE"/>
+        </w:rPr>
+        <w:t>Analytics</w:t>
+      </w:r>
+      <w:proofErr w:type="spellEnd"/>
+    </w:p>
+    <w:p>
+      <w:pPr>
+        <w:jc w:val="center"/>
         <w:rPr>
           <w:color w:val="000000" w:themeColor="text1"/>
           <w:sz w:val="24"/>
           <w:szCs w:val="24"/>
         </w:rPr>
-        <w:t>Professor Mario Giacomazzo</w:t>
-      </w:r>
+      </w:pPr>
+      <w:r>
+        <w:rPr>
+          <w:color w:val="000000" w:themeColor="text1"/>
+          <w:sz w:val="24"/>
+          <w:szCs w:val="24"/>
+        </w:rPr>
+        <w:t xml:space="preserve">Professor Mario </w:t>
+      </w:r>
+      <w:proofErr w:type="spellStart"/>
+      <w:r>
+        <w:rPr>
+          <w:color w:val="000000" w:themeColor="text1"/>
+          <w:sz w:val="24"/>
+          <w:szCs w:val="24"/>
+        </w:rPr>
+        <w:t>Giacomazzo</w:t>
+      </w:r>
+      <w:proofErr w:type="spellEnd"/>
     </w:p>
     <w:p>
       <w:pPr>
@@ -522,7 +574,6 @@
           <w:sz w:val="32"/>
           <w:szCs w:val="32"/>
         </w:rPr>
-        <w:lastRenderedPageBreak/>
         <w:t>Data Information</w:t>
       </w:r>
     </w:p>
@@ -716,6 +767,7 @@
         <w:ind w:left="-15"/>
       </w:pPr>
       <w:r>
+        <w:lastRenderedPageBreak/>
         <w:t xml:space="preserve">The </w:t>
       </w:r>
       <w:proofErr w:type="spellStart"/>
@@ -724,11 +776,7 @@
       </w:r>
       <w:proofErr w:type="spellEnd"/>
       <w:r>
-        <w:t xml:space="preserve"> source is recorded at the team-game level, so each contest appears twice—once for each team. To create a modeling dataset with a single observation per game, we reshaped the data into a home–away paired format. Concretely, we separated home-team rows from away-team rows using the </w:t>
-      </w:r>
-      <w:r>
-        <w:lastRenderedPageBreak/>
-        <w:t xml:space="preserve">home indicator, renamed all box-score columns with Home_ and </w:t>
+        <w:t xml:space="preserve"> source is recorded at the team-game level, so each contest appears twice—once for each team. To create a modeling dataset with a single observation per game, we reshaped the data into a home–away paired format. Concretely, we separated home-team rows from away-team rows using the home indicator, renamed all box-score columns with Home_ and </w:t>
       </w:r>
       <w:proofErr w:type="gramStart"/>
       <w:r>
@@ -1141,11 +1189,11 @@
         <w:t xml:space="preserve">Lastly, we </w:t>
       </w:r>
       <w:r>
-        <w:t xml:space="preserve">included exponentially weighted moving average (EWM) variables to capture recent scoring trends while placing greater weight on more recent games. Variables such as comb_ewm20_total and comb_ewm10_total represent exponentially weighted averages of game totals over the previous 20 or 10 games for each team. Compared with simple rolling averages, EWM statistics respond more quickly to changes in team style or pace because older observations receive less weight. These values were computed from each team’s chronological game history (combining home and away appearances) and shifted by one game so that only pregame information was used. The home and away values were then </w:t>
+        <w:t xml:space="preserve">included exponentially weighted moving average (EWM) variables to capture recent scoring trends while placing greater weight on more recent games. Variables such as comb_ewm20_total and comb_ewm10_total represent exponentially weighted averages of game totals over the previous 20 or 10 games for each team. Compared with simple rolling averages, EWM statistics respond more quickly to </w:t>
       </w:r>
       <w:r>
         <w:lastRenderedPageBreak/>
-        <w:t>summed to create matchup-level predictors such as comb_ewm20_total, which summarize the recent scoring tendencies of both teams entering the game.</w:t>
+        <w:t>changes in team style or pace because older observations receive less weight. These values were computed from each team’s chronological game history (combining home and away appearances) and shifted by one game so that only pregame information was used. The home and away values were then summed to create matchup-level predictors such as comb_ewm20_total, which summarize the recent scoring tendencies of both teams entering the game.</w:t>
       </w:r>
       <w:r>
         <w:t xml:space="preserve"> </w:t>
@@ -1322,7 +1370,6 @@
           <w:sz w:val="32"/>
           <w:szCs w:val="32"/>
         </w:rPr>
-        <w:lastRenderedPageBreak/>
         <w:t>Spread Methodology</w:t>
       </w:r>
     </w:p>
@@ -1725,6 +1772,7 @@
           <w:b/>
           <w:bCs/>
         </w:rPr>
+        <w:lastRenderedPageBreak/>
         <w:t>Strength-based Interaction terms:</w:t>
       </w:r>
       <w:r>
@@ -1789,7 +1837,6 @@
           <w:b/>
           <w:bCs/>
         </w:rPr>
-        <w:lastRenderedPageBreak/>
         <w:t xml:space="preserve">Matchup Type Interaction terms: </w:t>
       </w:r>
       <w:r>
@@ -2232,6 +2279,7 @@
         <w:spacing w:after="340" w:line="276" w:lineRule="auto"/>
       </w:pPr>
       <w:r>
+        <w:lastRenderedPageBreak/>
         <w:t xml:space="preserve">We then began using gradient boosting and </w:t>
       </w:r>
       <w:proofErr w:type="spellStart"/>
@@ -2248,7 +2296,6 @@
         <w:spacing w:after="340" w:line="276" w:lineRule="auto"/>
       </w:pPr>
       <w:r>
-        <w:lastRenderedPageBreak/>
         <w:t xml:space="preserve">After running a hyperparameter sweep, the result was an </w:t>
       </w:r>
       <w:proofErr w:type="spellStart"/>
@@ -3516,6 +3563,7 @@
       </w:pPr>
       <w:proofErr w:type="spellStart"/>
       <w:r>
+        <w:lastRenderedPageBreak/>
         <w:t>n_estimators</w:t>
       </w:r>
       <w:proofErr w:type="spellEnd"/>
@@ -3567,7 +3615,6 @@
       </w:pPr>
       <w:proofErr w:type="spellStart"/>
       <w:r>
-        <w:lastRenderedPageBreak/>
         <w:t>min_child_weight</w:t>
       </w:r>
       <w:proofErr w:type="spellEnd"/>
@@ -5269,7 +5316,11 @@
       </w:r>
       <w:proofErr w:type="spellEnd"/>
       <w:r>
-        <w:t xml:space="preserve"> = 2). This means each tree can only learn simple splits and basic interactions between variables, rather than building very complex rules. Using shallow trees helps keep the model stable and prevents it from fitting noise in the training data. Instead of relying on a few complicated trees, the model improves predictions gradually by combining many small, simple trees.</w:t>
+        <w:t xml:space="preserve"> = 2). This means each tree can only learn simple splits and basic interactions between variables, rather than building very complex rules. Using shallow trees helps keep the model stable and prevents it from fitting noise in the training data. </w:t>
+      </w:r>
+      <w:r>
+        <w:lastRenderedPageBreak/>
+        <w:t>Instead of relying on a few complicated trees, the model improves predictions gradually by combining many small, simple trees.</w:t>
       </w:r>
     </w:p>
     <w:p>
@@ -5300,7 +5351,6 @@
         <w:spacing w:before="240" w:after="240" w:line="276" w:lineRule="auto"/>
       </w:pPr>
       <w:r>
-        <w:lastRenderedPageBreak/>
         <w:t xml:space="preserve">For each scheduled game from March 14 to April 12, 2026, the spread prediction is generated with an </w:t>
       </w:r>
       <w:proofErr w:type="spellStart"/>
